--- a/docs/studyguides/completingthesquare.docx
+++ b/docs/studyguides/completingthesquare.docx
@@ -12464,7 +12464,10 @@
     </w:p>
     <w:p>
       <w:pPr>
-        <w:pStyle w:val="BodyText"/>
+        <w:numPr>
+          <w:ilvl w:val="0"/>
+          <w:numId w:val="1012"/>
+        </w:numPr>
       </w:pPr>
       <w:r>
         <w:t xml:space="preserve">v1.1: updated with Example 1 video 12/25 by Donald Campbell as part of a University of St Andrews VIP project.</w:t>
@@ -12472,7 +12475,18 @@
     </w:p>
     <w:p>
       <w:pPr>
-        <w:pStyle w:val="BodyText"/>
+        <w:numPr>
+          <w:ilvl w:val="0"/>
+          <w:numId w:val="1012"/>
+        </w:numPr>
+      </w:pPr>
+      <w:r>
+        <w:t xml:space="preserve">v1.2: updated with new interactive html figure 04/26 by tdhc.</w:t>
+      </w:r>
+    </w:p>
+    <w:p>
+      <w:pPr>
+        <w:pStyle w:val="FirstParagraph"/>
       </w:pPr>
       <w:hyperlink r:id="rId70">
         <w:r>
@@ -13548,6 +13562,9 @@
     <w:lvlOverride w:ilvl="8">
       <w:startOverride w:val="1"/>
     </w:lvlOverride>
+  </w:num>
+  <w:num w:numId="1012">
+    <w:abstractNumId w:val="991"/>
   </w:num>
 </w:numbering>
 </file>

--- a/docs/studyguides/completingthesquare.docx
+++ b/docs/studyguides/completingthesquare.docx
@@ -52,7 +52,7 @@
         </w:rPr>
         <w:t xml:space="preserve"> </w:t>
       </w:r>
-      <w:hyperlink r:id="rId20">
+      <w:hyperlink r:id="rId9">
         <w:r>
           <w:rPr>
             <w:rStyle w:val="Hyperlink"/>
@@ -76,7 +76,7 @@
         </w:rPr>
         <w:t xml:space="preserve"> </w:t>
       </w:r>
-      <w:hyperlink r:id="rId21">
+      <w:hyperlink r:id="rId10">
         <w:r>
           <w:rPr>
             <w:rStyle w:val="Hyperlink"/>
@@ -107,7 +107,7 @@
         </w:rPr>
         <w:t xml:space="preserve"> </w:t>
       </w:r>
-      <w:hyperlink r:id="rId22">
+      <w:hyperlink r:id="rId11">
         <w:r>
           <w:rPr>
             <w:rStyle w:val="Hyperlink"/>
@@ -138,7 +138,7 @@
         </w:rPr>
         <w:t xml:space="preserve"> </w:t>
       </w:r>
-      <w:hyperlink r:id="rId23">
+      <w:hyperlink r:id="rId12">
         <w:r>
           <w:rPr>
             <w:rStyle w:val="Hyperlink"/>
@@ -169,7 +169,7 @@
         </w:rPr>
         <w:t xml:space="preserve"> </w:t>
       </w:r>
-      <w:hyperlink r:id="rId24">
+      <w:hyperlink r:id="rId13">
         <w:r>
           <w:rPr>
             <w:rStyle w:val="Hyperlink"/>
@@ -194,7 +194,7 @@
         <w:t xml:space="preserve">for dealing with square roots of negative numbers.</w:t>
       </w:r>
     </w:p>
-    <w:bookmarkStart w:id="25" w:name="what-is-completing-the-square"/>
+    <w:bookmarkStart w:id="14" w:name="what-is-completing-the-square"/>
     <w:p>
       <w:pPr>
         <w:pStyle w:val="Heading1"/>
@@ -213,7 +213,7 @@
       <w:r>
         <w:t xml:space="preserve"> </w:t>
       </w:r>
-      <w:hyperlink r:id="rId20">
+      <w:hyperlink r:id="rId9">
         <w:r>
           <w:rPr>
             <w:rStyle w:val="Hyperlink"/>
@@ -299,30 +299,32 @@
         <m:r>
           <m:t>a</m:t>
         </m:r>
+        <m:r>
+          <m:rPr>
+            <m:sty m:val="p"/>
+          </m:rPr>
+          <m:t>(</m:t>
+        </m:r>
+        <m:r>
+          <m:t>x</m:t>
+        </m:r>
+        <m:r>
+          <m:rPr>
+            <m:sty m:val="p"/>
+          </m:rPr>
+          <m:t>+</m:t>
+        </m:r>
+        <m:r>
+          <m:t>p</m:t>
+        </m:r>
         <m:sSup>
           <m:e>
-            <m:d>
-              <m:dPr>
-                <m:begChr m:val="("/>
-                <m:sepChr m:val=""/>
-                <m:endChr m:val=")"/>
-                <m:grow/>
-              </m:dPr>
-              <m:e>
-                <m:r>
-                  <m:t>x</m:t>
-                </m:r>
-                <m:r>
-                  <m:rPr>
-                    <m:sty m:val="p"/>
-                  </m:rPr>
-                  <m:t>+</m:t>
-                </m:r>
-                <m:r>
-                  <m:t>p</m:t>
-                </m:r>
-              </m:e>
-            </m:d>
+            <m:r>
+              <m:rPr>
+                <m:sty m:val="p"/>
+              </m:rPr>
+              <m:t>)</m:t>
+            </m:r>
           </m:e>
           <m:sup>
             <m:r>
@@ -448,8 +450,8 @@
         <w:t xml:space="preserve">.</w:t>
       </w:r>
     </w:p>
-    <w:bookmarkEnd w:id="25"/>
-    <w:bookmarkStart w:id="48" w:name="expressions-of-the-form-x2-bx-c"/>
+    <w:bookmarkEnd w:id="14"/>
+    <w:bookmarkStart w:id="37" w:name="expressions-of-the-form-x2-bx-c"/>
     <w:p>
       <w:pPr>
         <w:pStyle w:val="Heading1"/>
@@ -566,30 +568,32 @@
           <m:jc m:val="center"/>
         </m:oMathParaPr>
         <m:oMath>
+          <m:r>
+            <m:rPr>
+              <m:sty m:val="p"/>
+            </m:rPr>
+            <m:t>(</m:t>
+          </m:r>
+          <m:r>
+            <m:t>x</m:t>
+          </m:r>
+          <m:r>
+            <m:rPr>
+              <m:sty m:val="p"/>
+            </m:rPr>
+            <m:t>+</m:t>
+          </m:r>
+          <m:r>
+            <m:t>p</m:t>
+          </m:r>
           <m:sSup>
             <m:e>
-              <m:d>
-                <m:dPr>
-                  <m:begChr m:val="("/>
-                  <m:sepChr m:val=""/>
-                  <m:endChr m:val=")"/>
-                  <m:grow/>
-                </m:dPr>
-                <m:e>
-                  <m:r>
-                    <m:t>x</m:t>
-                  </m:r>
-                  <m:r>
-                    <m:rPr>
-                      <m:sty m:val="p"/>
-                    </m:rPr>
-                    <m:t>+</m:t>
-                  </m:r>
-                  <m:r>
-                    <m:t>p</m:t>
-                  </m:r>
-                </m:e>
-              </m:d>
+              <m:r>
+                <m:rPr>
+                  <m:sty m:val="p"/>
+                </m:rPr>
+                <m:t>)</m:t>
+              </m:r>
             </m:e>
             <m:sup>
               <m:r>
@@ -698,18 +702,18 @@
                 <wp:inline>
                   <wp:extent cx="152400" cy="152400"/>
                   <wp:effectExtent b="0" l="0" r="0" t="0"/>
-                  <wp:docPr descr="" title="" id="27" name="Picture"/>
+                  <wp:docPr descr="" title="" id="16" name="Picture"/>
                   <a:graphic>
                     <a:graphicData uri="http://schemas.openxmlformats.org/drawingml/2006/picture">
                       <pic:pic>
                         <pic:nvPicPr>
-                          <pic:cNvPr descr="/Applications/quarto/share/formats/docx/note.png" id="28" name="Picture"/>
+                          <pic:cNvPr descr="/Applications/quarto/share/formats/docx/note.png" id="17" name="Picture"/>
                           <pic:cNvPicPr>
                             <a:picLocks noChangeArrowheads="1" noChangeAspect="1"/>
                           </pic:cNvPicPr>
                         </pic:nvPicPr>
                         <pic:blipFill>
-                          <a:blip r:embed="rId26"/>
+                          <a:blip r:embed="rId15"/>
                           <a:stretch>
                             <a:fillRect/>
                           </a:stretch>
@@ -837,30 +841,32 @@
                 <m:jc m:val="center"/>
               </m:oMathParaPr>
               <m:oMath>
+                <m:r>
+                  <m:rPr>
+                    <m:sty m:val="p"/>
+                  </m:rPr>
+                  <m:t>(</m:t>
+                </m:r>
+                <m:r>
+                  <m:t>x</m:t>
+                </m:r>
+                <m:r>
+                  <m:rPr>
+                    <m:sty m:val="p"/>
+                  </m:rPr>
+                  <m:t>+</m:t>
+                </m:r>
+                <m:r>
+                  <m:t>p</m:t>
+                </m:r>
                 <m:sSup>
                   <m:e>
-                    <m:d>
-                      <m:dPr>
-                        <m:begChr m:val="("/>
-                        <m:sepChr m:val=""/>
-                        <m:endChr m:val=")"/>
-                        <m:grow/>
-                      </m:dPr>
-                      <m:e>
-                        <m:r>
-                          <m:t>x</m:t>
-                        </m:r>
-                        <m:r>
-                          <m:rPr>
-                            <m:sty m:val="p"/>
-                          </m:rPr>
-                          <m:t>+</m:t>
-                        </m:r>
-                        <m:r>
-                          <m:t>p</m:t>
-                        </m:r>
-                      </m:e>
-                    </m:d>
+                    <m:r>
+                      <m:rPr>
+                        <m:sty m:val="p"/>
+                      </m:rPr>
+                      <m:t>)</m:t>
+                    </m:r>
                   </m:e>
                   <m:sup>
                     <m:r>
@@ -1261,30 +1267,32 @@
                 </m:rPr>
                 <m:t>=</m:t>
               </m:r>
+              <m:r>
+                <m:rPr>
+                  <m:sty m:val="p"/>
+                </m:rPr>
+                <m:t>(</m:t>
+              </m:r>
+              <m:r>
+                <m:t>x</m:t>
+              </m:r>
+              <m:r>
+                <m:rPr>
+                  <m:sty m:val="p"/>
+                </m:rPr>
+                <m:t>+</m:t>
+              </m:r>
+              <m:r>
+                <m:t>2</m:t>
+              </m:r>
               <m:sSup>
                 <m:e>
-                  <m:d>
-                    <m:dPr>
-                      <m:begChr m:val="("/>
-                      <m:sepChr m:val=""/>
-                      <m:endChr m:val=")"/>
-                      <m:grow/>
-                    </m:dPr>
-                    <m:e>
-                      <m:r>
-                        <m:t>x</m:t>
-                      </m:r>
-                      <m:r>
-                        <m:rPr>
-                          <m:sty m:val="p"/>
-                        </m:rPr>
-                        <m:t>+</m:t>
-                      </m:r>
-                      <m:r>
-                        <m:t>2</m:t>
-                      </m:r>
-                    </m:e>
-                  </m:d>
+                  <m:r>
+                    <m:rPr>
+                      <m:sty m:val="p"/>
+                    </m:rPr>
+                    <m:t>)</m:t>
+                  </m:r>
                 </m:e>
                 <m:sup>
                   <m:r>
@@ -1326,164 +1334,147 @@
                 <m:jc m:val="center"/>
               </m:oMathParaPr>
               <m:oMath>
-                <m:m>
-                  <m:mPr>
-                    <m:baseJc m:val="center"/>
-                    <m:plcHide m:val="on"/>
-                    <m:mcs>
-                      <m:mc>
-                        <m:mcPr>
-                          <m:mcJc m:val="right"/>
-                          <m:count m:val="1"/>
-                        </m:mcPr>
-                      </m:mc>
-                      <m:mc>
-                        <m:mcPr>
-                          <m:mcJc m:val="left"/>
-                          <m:count m:val="1"/>
-                        </m:mcPr>
-                      </m:mc>
-                    </m:mcs>
-                  </m:mPr>
-                  <m:mr>
-                    <m:e>
-                      <m:sSup>
-                        <m:e>
-                          <m:d>
-                            <m:dPr>
-                              <m:begChr m:val="("/>
-                              <m:sepChr m:val=""/>
-                              <m:endChr m:val=")"/>
-                              <m:grow/>
-                            </m:dPr>
-                            <m:e>
-                              <m:r>
-                                <m:t>x</m:t>
-                              </m:r>
-                              <m:r>
-                                <m:rPr>
-                                  <m:sty m:val="p"/>
-                                </m:rPr>
-                                <m:t>+</m:t>
-                              </m:r>
-                              <m:r>
-                                <m:t>2</m:t>
-                              </m:r>
-                            </m:e>
-                          </m:d>
-                        </m:e>
-                        <m:sup>
-                          <m:r>
-                            <m:t>2</m:t>
-                          </m:r>
-                        </m:sup>
-                      </m:sSup>
-                      <m:r>
-                        <m:rPr>
-                          <m:sty m:val="p"/>
-                        </m:rPr>
-                        <m:t>+</m:t>
-                      </m:r>
-                      <m:r>
-                        <m:t>5</m:t>
-                      </m:r>
-                    </m:e>
-                    <m:e>
-                      <m:r>
-                        <m:rPr>
-                          <m:sty m:val="p"/>
-                        </m:rPr>
-                        <m:t>=</m:t>
-                      </m:r>
-                      <m:sSup>
-                        <m:e>
-                          <m:r>
-                            <m:t>x</m:t>
-                          </m:r>
-                        </m:e>
-                        <m:sup>
-                          <m:r>
-                            <m:t>2</m:t>
-                          </m:r>
-                        </m:sup>
-                      </m:sSup>
-                      <m:r>
-                        <m:rPr>
-                          <m:sty m:val="p"/>
-                        </m:rPr>
-                        <m:t>+</m:t>
-                      </m:r>
-                      <m:r>
-                        <m:t>4</m:t>
-                      </m:r>
-                      <m:r>
-                        <m:t>x</m:t>
-                      </m:r>
-                      <m:r>
-                        <m:rPr>
-                          <m:sty m:val="p"/>
-                        </m:rPr>
-                        <m:t>+</m:t>
-                      </m:r>
-                      <m:r>
-                        <m:t>4</m:t>
-                      </m:r>
-                      <m:r>
-                        <m:rPr>
-                          <m:sty m:val="p"/>
-                        </m:rPr>
-                        <m:t>+</m:t>
-                      </m:r>
-                      <m:r>
-                        <m:t>5</m:t>
-                      </m:r>
-                    </m:e>
-                  </m:mr>
-                  <m:mr>
-                    <m:e/>
-                    <m:e>
-                      <m:r>
-                        <m:rPr>
-                          <m:sty m:val="p"/>
-                        </m:rPr>
-                        <m:t>=</m:t>
-                      </m:r>
-                      <m:sSup>
-                        <m:e>
-                          <m:r>
-                            <m:t>x</m:t>
-                          </m:r>
-                        </m:e>
-                        <m:sup>
-                          <m:r>
-                            <m:t>2</m:t>
-                          </m:r>
-                        </m:sup>
-                      </m:sSup>
-                      <m:r>
-                        <m:rPr>
-                          <m:sty m:val="p"/>
-                        </m:rPr>
-                        <m:t>+</m:t>
-                      </m:r>
-                      <m:r>
-                        <m:t>4</m:t>
-                      </m:r>
-                      <m:r>
-                        <m:t>x</m:t>
-                      </m:r>
-                      <m:r>
-                        <m:rPr>
-                          <m:sty m:val="p"/>
-                        </m:rPr>
-                        <m:t>+</m:t>
-                      </m:r>
-                      <m:r>
-                        <m:t>9</m:t>
-                      </m:r>
-                    </m:e>
-                  </m:mr>
-                </m:m>
+                <m:eqArr>
+                  <m:e>
+                    <m:r>
+                      <m:rPr>
+                        <m:sty m:val="p"/>
+                      </m:rPr>
+                      <m:t>(</m:t>
+                    </m:r>
+                    <m:r>
+                      <m:t>x</m:t>
+                    </m:r>
+                    <m:r>
+                      <m:rPr>
+                        <m:sty m:val="p"/>
+                      </m:rPr>
+                      <m:t>+</m:t>
+                    </m:r>
+                    <m:r>
+                      <m:t>2</m:t>
+                    </m:r>
+                    <m:sSup>
+                      <m:e>
+                        <m:r>
+                          <m:rPr>
+                            <m:sty m:val="p"/>
+                          </m:rPr>
+                          <m:t>)</m:t>
+                        </m:r>
+                      </m:e>
+                      <m:sup>
+                        <m:r>
+                          <m:t>2</m:t>
+                        </m:r>
+                      </m:sup>
+                    </m:sSup>
+                    <m:r>
+                      <m:rPr>
+                        <m:sty m:val="p"/>
+                      </m:rPr>
+                      <m:t>+</m:t>
+                    </m:r>
+                    <m:r>
+                      <m:t>5</m:t>
+                    </m:r>
+                    <m:r>
+                      <m:t>&amp;</m:t>
+                    </m:r>
+                    <m:r>
+                      <m:rPr>
+                        <m:sty m:val="p"/>
+                      </m:rPr>
+                      <m:t>=</m:t>
+                    </m:r>
+                    <m:sSup>
+                      <m:e>
+                        <m:r>
+                          <m:t>x</m:t>
+                        </m:r>
+                      </m:e>
+                      <m:sup>
+                        <m:r>
+                          <m:t>2</m:t>
+                        </m:r>
+                      </m:sup>
+                    </m:sSup>
+                    <m:r>
+                      <m:rPr>
+                        <m:sty m:val="p"/>
+                      </m:rPr>
+                      <m:t>+</m:t>
+                    </m:r>
+                    <m:r>
+                      <m:t>4</m:t>
+                    </m:r>
+                    <m:r>
+                      <m:t>x</m:t>
+                    </m:r>
+                    <m:r>
+                      <m:rPr>
+                        <m:sty m:val="p"/>
+                      </m:rPr>
+                      <m:t>+</m:t>
+                    </m:r>
+                    <m:r>
+                      <m:t>4</m:t>
+                    </m:r>
+                    <m:r>
+                      <m:rPr>
+                        <m:sty m:val="p"/>
+                      </m:rPr>
+                      <m:t>+</m:t>
+                    </m:r>
+                    <m:r>
+                      <m:t>5</m:t>
+                    </m:r>
+                  </m:e>
+                  <m:e>
+                    <m:r>
+                      <m:t>&amp;</m:t>
+                    </m:r>
+                    <m:r>
+                      <m:rPr>
+                        <m:sty m:val="p"/>
+                      </m:rPr>
+                      <m:t>=</m:t>
+                    </m:r>
+                    <m:sSup>
+                      <m:e>
+                        <m:r>
+                          <m:t>x</m:t>
+                        </m:r>
+                      </m:e>
+                      <m:sup>
+                        <m:r>
+                          <m:t>2</m:t>
+                        </m:r>
+                      </m:sup>
+                    </m:sSup>
+                    <m:r>
+                      <m:rPr>
+                        <m:sty m:val="p"/>
+                      </m:rPr>
+                      <m:t>+</m:t>
+                    </m:r>
+                    <m:r>
+                      <m:t>4</m:t>
+                    </m:r>
+                    <m:r>
+                      <m:t>x</m:t>
+                    </m:r>
+                    <m:r>
+                      <m:rPr>
+                        <m:sty m:val="p"/>
+                      </m:rPr>
+                      <m:t>+</m:t>
+                    </m:r>
+                    <m:r>
+                      <m:t>9</m:t>
+                    </m:r>
+                  </m:e>
+                </m:eqArr>
               </m:oMath>
             </m:oMathPara>
           </w:p>
@@ -1536,18 +1527,18 @@
                       <wp:inline>
                         <wp:extent cx="152400" cy="152400"/>
                         <wp:effectExtent b="0" l="0" r="0" t="0"/>
-                        <wp:docPr descr="" title="" id="30" name="Picture"/>
+                        <wp:docPr descr="" title="" id="19" name="Picture"/>
                         <a:graphic>
                           <a:graphicData uri="http://schemas.openxmlformats.org/drawingml/2006/picture">
                             <pic:pic>
                               <pic:nvPicPr>
-                                <pic:cNvPr descr="/Applications/quarto/share/formats/docx/tip.png" id="31" name="Picture"/>
+                                <pic:cNvPr descr="/Applications/quarto/share/formats/docx/tip.png" id="20" name="Picture"/>
                                 <pic:cNvPicPr>
                                   <a:picLocks noChangeArrowheads="1" noChangeAspect="1"/>
                                 </pic:cNvPicPr>
                               </pic:nvPicPr>
                               <pic:blipFill>
-                                <a:blip r:embed="rId29"/>
+                                <a:blip r:embed="rId18"/>
                                 <a:stretch>
                                   <a:fillRect/>
                                 </a:stretch>
@@ -1632,7 +1623,7 @@
                   <w:r>
                     <w:t xml:space="preserve"> </w:t>
                   </w:r>
-                  <w:hyperlink r:id="rId32">
+                  <w:hyperlink r:id="rId21">
                     <w:r>
                       <w:rPr>
                         <w:rStyle w:val="Hyperlink"/>
@@ -1698,7 +1689,7 @@
       <w:tr>
         <w:tc>
           <w:tcPr/>
-          <w:bookmarkStart w:id="36" w:name="fig-1"/>
+          <w:bookmarkStart w:id="25" w:name="fig-1"/>
           <w:p>
             <w:pPr>
               <w:pStyle w:val="Compact"/>
@@ -1709,18 +1700,18 @@
                 <wp:inline>
                   <wp:extent cx="5755521" cy="2581115"/>
                   <wp:effectExtent b="0" l="0" r="0" t="0"/>
-                  <wp:docPr descr="" title="" id="34" name="Picture"/>
+                  <wp:docPr descr="" title="" id="23" name="Picture"/>
                   <a:graphic>
                     <a:graphicData uri="http://schemas.openxmlformats.org/drawingml/2006/picture">
                       <pic:pic>
                         <pic:nvPicPr>
-                          <pic:cNvPr descr="./FiguresPNG/completingthesquare-fig1-1.png" id="35" name="Picture"/>
+                          <pic:cNvPr descr="./FiguresPNG/completingthesquare-fig1-1.png" id="24" name="Picture"/>
                           <pic:cNvPicPr>
                             <a:picLocks noChangeArrowheads="1" noChangeAspect="1"/>
                           </pic:cNvPicPr>
                         </pic:nvPicPr>
                         <pic:blipFill>
-                          <a:blip r:embed="rId33"/>
+                          <a:blip r:embed="rId22"/>
                           <a:stretch>
                             <a:fillRect/>
                           </a:stretch>
@@ -1801,7 +1792,7 @@
               <w:t xml:space="preserve">. Rearranging the constituent parts of the top gives the completed square on the bottom.</w:t>
             </w:r>
           </w:p>
-          <w:bookmarkEnd w:id="36"/>
+          <w:bookmarkEnd w:id="25"/>
         </w:tc>
       </w:tr>
     </w:tbl>
@@ -1871,30 +1862,32 @@
         <w:t xml:space="preserve"> </w:t>
       </w:r>
       <m:oMath>
+        <m:r>
+          <m:rPr>
+            <m:sty m:val="p"/>
+          </m:rPr>
+          <m:t>(</m:t>
+        </m:r>
+        <m:r>
+          <m:t>x</m:t>
+        </m:r>
+        <m:r>
+          <m:rPr>
+            <m:sty m:val="p"/>
+          </m:rPr>
+          <m:t>+</m:t>
+        </m:r>
+        <m:r>
+          <m:t>p</m:t>
+        </m:r>
         <m:sSup>
           <m:e>
-            <m:d>
-              <m:dPr>
-                <m:begChr m:val="("/>
-                <m:sepChr m:val=""/>
-                <m:endChr m:val=")"/>
-                <m:grow/>
-              </m:dPr>
-              <m:e>
-                <m:r>
-                  <m:t>x</m:t>
-                </m:r>
-                <m:r>
-                  <m:rPr>
-                    <m:sty m:val="p"/>
-                  </m:rPr>
-                  <m:t>+</m:t>
-                </m:r>
-                <m:r>
-                  <m:t>p</m:t>
-                </m:r>
-              </m:e>
-            </m:d>
+            <m:r>
+              <m:rPr>
+                <m:sty m:val="p"/>
+              </m:rPr>
+              <m:t>)</m:t>
+            </m:r>
           </m:e>
           <m:sup>
             <m:r>
@@ -2185,18 +2178,18 @@
                 <wp:inline>
                   <wp:extent cx="152400" cy="152400"/>
                   <wp:effectExtent b="0" l="0" r="0" t="0"/>
-                  <wp:docPr descr="" title="" id="37" name="Picture"/>
+                  <wp:docPr descr="" title="" id="26" name="Picture"/>
                   <a:graphic>
                     <a:graphicData uri="http://schemas.openxmlformats.org/drawingml/2006/picture">
                       <pic:pic>
                         <pic:nvPicPr>
-                          <pic:cNvPr descr="/Applications/quarto/share/formats/docx/note.png" id="38" name="Picture"/>
+                          <pic:cNvPr descr="/Applications/quarto/share/formats/docx/note.png" id="27" name="Picture"/>
                           <pic:cNvPicPr>
                             <a:picLocks noChangeArrowheads="1" noChangeAspect="1"/>
                           </pic:cNvPicPr>
                         </pic:nvPicPr>
                         <pic:blipFill>
-                          <a:blip r:embed="rId26"/>
+                          <a:blip r:embed="rId15"/>
                           <a:stretch>
                             <a:fillRect/>
                           </a:stretch>
@@ -2341,30 +2334,32 @@
               <w:t xml:space="preserve"> </w:t>
             </w:r>
             <m:oMath>
+              <m:r>
+                <m:rPr>
+                  <m:sty m:val="p"/>
+                </m:rPr>
+                <m:t>(</m:t>
+              </m:r>
+              <m:r>
+                <m:t>x</m:t>
+              </m:r>
+              <m:r>
+                <m:rPr>
+                  <m:sty m:val="p"/>
+                </m:rPr>
+                <m:t>+</m:t>
+              </m:r>
+              <m:r>
+                <m:t>p</m:t>
+              </m:r>
               <m:sSup>
                 <m:e>
-                  <m:d>
-                    <m:dPr>
-                      <m:begChr m:val="("/>
-                      <m:sepChr m:val=""/>
-                      <m:endChr m:val=")"/>
-                      <m:grow/>
-                    </m:dPr>
-                    <m:e>
-                      <m:r>
-                        <m:t>x</m:t>
-                      </m:r>
-                      <m:r>
-                        <m:rPr>
-                          <m:sty m:val="p"/>
-                        </m:rPr>
-                        <m:t>+</m:t>
-                      </m:r>
-                      <m:r>
-                        <m:t>p</m:t>
-                      </m:r>
-                    </m:e>
-                  </m:d>
+                  <m:r>
+                    <m:rPr>
+                      <m:sty m:val="p"/>
+                    </m:rPr>
+                    <m:t>)</m:t>
+                  </m:r>
                 </m:e>
                 <m:sup>
                   <m:r>
@@ -2545,30 +2540,32 @@
               <w:t xml:space="preserve"> </w:t>
             </w:r>
             <m:oMath>
+              <m:r>
+                <m:rPr>
+                  <m:sty m:val="p"/>
+                </m:rPr>
+                <m:t>(</m:t>
+              </m:r>
+              <m:r>
+                <m:t>x</m:t>
+              </m:r>
+              <m:r>
+                <m:rPr>
+                  <m:sty m:val="p"/>
+                </m:rPr>
+                <m:t>+</m:t>
+              </m:r>
+              <m:r>
+                <m:t>p</m:t>
+              </m:r>
               <m:sSup>
                 <m:e>
-                  <m:d>
-                    <m:dPr>
-                      <m:begChr m:val="("/>
-                      <m:sepChr m:val=""/>
-                      <m:endChr m:val=")"/>
-                      <m:grow/>
-                    </m:dPr>
-                    <m:e>
-                      <m:r>
-                        <m:t>x</m:t>
-                      </m:r>
-                      <m:r>
-                        <m:rPr>
-                          <m:sty m:val="p"/>
-                        </m:rPr>
-                        <m:t>+</m:t>
-                      </m:r>
-                      <m:r>
-                        <m:t>p</m:t>
-                      </m:r>
-                    </m:e>
-                  </m:d>
+                  <m:r>
+                    <m:rPr>
+                      <m:sty m:val="p"/>
+                    </m:rPr>
+                    <m:t>)</m:t>
+                  </m:r>
                 </m:e>
                 <m:sup>
                   <m:r>
@@ -2686,18 +2683,18 @@
                 <wp:inline>
                   <wp:extent cx="152400" cy="152400"/>
                   <wp:effectExtent b="0" l="0" r="0" t="0"/>
-                  <wp:docPr descr="" title="" id="39" name="Picture"/>
+                  <wp:docPr descr="" title="" id="28" name="Picture"/>
                   <a:graphic>
                     <a:graphicData uri="http://schemas.openxmlformats.org/drawingml/2006/picture">
                       <pic:pic>
                         <pic:nvPicPr>
-                          <pic:cNvPr descr="/Applications/quarto/share/formats/docx/note.png" id="40" name="Picture"/>
+                          <pic:cNvPr descr="/Applications/quarto/share/formats/docx/note.png" id="29" name="Picture"/>
                           <pic:cNvPicPr>
                             <a:picLocks noChangeArrowheads="1" noChangeAspect="1"/>
                           </pic:cNvPicPr>
                         </pic:nvPicPr>
                         <pic:blipFill>
-                          <a:blip r:embed="rId26"/>
+                          <a:blip r:embed="rId15"/>
                           <a:stretch>
                             <a:fillRect/>
                           </a:stretch>
@@ -3131,30 +3128,32 @@
               <w:t xml:space="preserve"> </w:t>
             </w:r>
             <m:oMath>
+              <m:r>
+                <m:rPr>
+                  <m:sty m:val="p"/>
+                </m:rPr>
+                <m:t>(</m:t>
+              </m:r>
+              <m:r>
+                <m:t>x</m:t>
+              </m:r>
+              <m:r>
+                <m:rPr>
+                  <m:sty m:val="p"/>
+                </m:rPr>
+                <m:t>+</m:t>
+              </m:r>
+              <m:r>
+                <m:t>6</m:t>
+              </m:r>
               <m:sSup>
                 <m:e>
-                  <m:d>
-                    <m:dPr>
-                      <m:begChr m:val="("/>
-                      <m:sepChr m:val=""/>
-                      <m:endChr m:val=")"/>
-                      <m:grow/>
-                    </m:dPr>
-                    <m:e>
-                      <m:r>
-                        <m:t>x</m:t>
-                      </m:r>
-                      <m:r>
-                        <m:rPr>
-                          <m:sty m:val="p"/>
-                        </m:rPr>
-                        <m:t>+</m:t>
-                      </m:r>
-                      <m:r>
-                        <m:t>6</m:t>
-                      </m:r>
-                    </m:e>
-                  </m:d>
+                  <m:r>
+                    <m:rPr>
+                      <m:sty m:val="p"/>
+                    </m:rPr>
+                    <m:t>)</m:t>
+                  </m:r>
                 </m:e>
                 <m:sup>
                   <m:r>
@@ -3297,18 +3296,18 @@
                 <wp:inline>
                   <wp:extent cx="152400" cy="152400"/>
                   <wp:effectExtent b="0" l="0" r="0" t="0"/>
-                  <wp:docPr descr="" title="" id="41" name="Picture"/>
+                  <wp:docPr descr="" title="" id="30" name="Picture"/>
                   <a:graphic>
                     <a:graphicData uri="http://schemas.openxmlformats.org/drawingml/2006/picture">
                       <pic:pic>
                         <pic:nvPicPr>
-                          <pic:cNvPr descr="/Applications/quarto/share/formats/docx/note.png" id="42" name="Picture"/>
+                          <pic:cNvPr descr="/Applications/quarto/share/formats/docx/note.png" id="31" name="Picture"/>
                           <pic:cNvPicPr>
                             <a:picLocks noChangeArrowheads="1" noChangeAspect="1"/>
                           </pic:cNvPicPr>
                         </pic:nvPicPr>
                         <pic:blipFill>
-                          <a:blip r:embed="rId26"/>
+                          <a:blip r:embed="rId15"/>
                           <a:stretch>
                             <a:fillRect/>
                           </a:stretch>
@@ -3613,27 +3612,29 @@
               <w:t xml:space="preserve"> </w:t>
             </w:r>
             <m:oMath>
+              <m:r>
+                <m:rPr>
+                  <m:sty m:val="p"/>
+                </m:rPr>
+                <m:t>(</m:t>
+              </m:r>
+              <m:r>
+                <m:rPr>
+                  <m:sty m:val="p"/>
+                </m:rPr>
+                <m:t>−</m:t>
+              </m:r>
+              <m:r>
+                <m:t>5</m:t>
+              </m:r>
               <m:sSup>
                 <m:e>
-                  <m:d>
-                    <m:dPr>
-                      <m:begChr m:val="("/>
-                      <m:sepChr m:val=""/>
-                      <m:endChr m:val=")"/>
-                      <m:grow/>
-                    </m:dPr>
-                    <m:e>
-                      <m:r>
-                        <m:rPr>
-                          <m:sty m:val="p"/>
-                        </m:rPr>
-                        <m:t>−</m:t>
-                      </m:r>
-                      <m:r>
-                        <m:t>5</m:t>
-                      </m:r>
-                    </m:e>
-                  </m:d>
+                  <m:r>
+                    <m:rPr>
+                      <m:sty m:val="p"/>
+                    </m:rPr>
+                    <m:t>)</m:t>
+                  </m:r>
                 </m:e>
                 <m:sup>
                   <m:r>
@@ -3770,30 +3771,32 @@
               <w:t xml:space="preserve"> </w:t>
             </w:r>
             <m:oMath>
+              <m:r>
+                <m:rPr>
+                  <m:sty m:val="p"/>
+                </m:rPr>
+                <m:t>(</m:t>
+              </m:r>
+              <m:r>
+                <m:t>y</m:t>
+              </m:r>
+              <m:r>
+                <m:rPr>
+                  <m:sty m:val="p"/>
+                </m:rPr>
+                <m:t>−</m:t>
+              </m:r>
+              <m:r>
+                <m:t>5</m:t>
+              </m:r>
               <m:sSup>
                 <m:e>
-                  <m:d>
-                    <m:dPr>
-                      <m:begChr m:val="("/>
-                      <m:sepChr m:val=""/>
-                      <m:endChr m:val=")"/>
-                      <m:grow/>
-                    </m:dPr>
-                    <m:e>
-                      <m:r>
-                        <m:t>y</m:t>
-                      </m:r>
-                      <m:r>
-                        <m:rPr>
-                          <m:sty m:val="p"/>
-                        </m:rPr>
-                        <m:t>−</m:t>
-                      </m:r>
-                      <m:r>
-                        <m:t>5</m:t>
-                      </m:r>
-                    </m:e>
-                  </m:d>
+                  <m:r>
+                    <m:rPr>
+                      <m:sty m:val="p"/>
+                    </m:rPr>
+                    <m:t>)</m:t>
+                  </m:r>
                 </m:e>
                 <m:sup>
                   <m:r>
@@ -3936,18 +3939,18 @@
                 <wp:inline>
                   <wp:extent cx="152400" cy="152400"/>
                   <wp:effectExtent b="0" l="0" r="0" t="0"/>
-                  <wp:docPr descr="" title="" id="43" name="Picture"/>
+                  <wp:docPr descr="" title="" id="32" name="Picture"/>
                   <a:graphic>
                     <a:graphicData uri="http://schemas.openxmlformats.org/drawingml/2006/picture">
                       <pic:pic>
                         <pic:nvPicPr>
-                          <pic:cNvPr descr="/Applications/quarto/share/formats/docx/note.png" id="44" name="Picture"/>
+                          <pic:cNvPr descr="/Applications/quarto/share/formats/docx/note.png" id="33" name="Picture"/>
                           <pic:cNvPicPr>
                             <a:picLocks noChangeArrowheads="1" noChangeAspect="1"/>
                           </pic:cNvPicPr>
                         </pic:nvPicPr>
                         <pic:blipFill>
-                          <a:blip r:embed="rId26"/>
+                          <a:blip r:embed="rId15"/>
                           <a:stretch>
                             <a:fillRect/>
                           </a:stretch>
@@ -4231,30 +4234,32 @@
               <w:t xml:space="preserve"> </w:t>
             </w:r>
             <m:oMath>
+              <m:r>
+                <m:rPr>
+                  <m:sty m:val="p"/>
+                </m:rPr>
+                <m:t>(</m:t>
+              </m:r>
+              <m:r>
+                <m:t>3</m:t>
+              </m:r>
+              <m:r>
+                <m:rPr>
+                  <m:sty m:val="p"/>
+                </m:rPr>
+                <m:t>/</m:t>
+              </m:r>
+              <m:r>
+                <m:t>2</m:t>
+              </m:r>
               <m:sSup>
                 <m:e>
-                  <m:d>
-                    <m:dPr>
-                      <m:begChr m:val="("/>
-                      <m:sepChr m:val=""/>
-                      <m:endChr m:val=")"/>
-                      <m:grow/>
-                    </m:dPr>
-                    <m:e>
-                      <m:r>
-                        <m:t>3</m:t>
-                      </m:r>
-                      <m:r>
-                        <m:rPr>
-                          <m:sty m:val="p"/>
-                        </m:rPr>
-                        <m:t>/</m:t>
-                      </m:r>
-                      <m:r>
-                        <m:t>2</m:t>
-                      </m:r>
-                    </m:e>
-                  </m:d>
+                  <m:r>
+                    <m:rPr>
+                      <m:sty m:val="p"/>
+                    </m:rPr>
+                    <m:t>)</m:t>
+                  </m:r>
                 </m:e>
                 <m:sup>
                   <m:r>
@@ -4632,7 +4637,7 @@
       <w:r>
         <w:t xml:space="preserve"> </w:t>
       </w:r>
-      <w:hyperlink r:id="rId45">
+      <w:hyperlink r:id="rId34">
         <w:r>
           <w:rPr>
             <w:rStyle w:val="Hyperlink"/>
@@ -4684,18 +4689,18 @@
                 <wp:inline>
                   <wp:extent cx="152400" cy="152400"/>
                   <wp:effectExtent b="0" l="0" r="0" t="0"/>
-                  <wp:docPr descr="" title="" id="46" name="Picture"/>
+                  <wp:docPr descr="" title="" id="35" name="Picture"/>
                   <a:graphic>
                     <a:graphicData uri="http://schemas.openxmlformats.org/drawingml/2006/picture">
                       <pic:pic>
                         <pic:nvPicPr>
-                          <pic:cNvPr descr="/Applications/quarto/share/formats/docx/note.png" id="47" name="Picture"/>
+                          <pic:cNvPr descr="/Applications/quarto/share/formats/docx/note.png" id="36" name="Picture"/>
                           <pic:cNvPicPr>
                             <a:picLocks noChangeArrowheads="1" noChangeAspect="1"/>
                           </pic:cNvPicPr>
                         </pic:nvPicPr>
                         <pic:blipFill>
-                          <a:blip r:embed="rId26"/>
+                          <a:blip r:embed="rId15"/>
                           <a:stretch>
                             <a:fillRect/>
                           </a:stretch>
@@ -4970,36 +4975,38 @@
               <w:t xml:space="preserve"> </w:t>
             </w:r>
             <m:oMath>
+              <m:r>
+                <m:rPr>
+                  <m:sty m:val="p"/>
+                </m:rPr>
+                <m:t>(</m:t>
+              </m:r>
+              <m:r>
+                <m:rPr>
+                  <m:sty m:val="p"/>
+                </m:rPr>
+                <m:t>−</m:t>
+              </m:r>
+              <m:r>
+                <m:t>1</m:t>
+              </m:r>
+              <m:r>
+                <m:rPr>
+                  <m:sty m:val="p"/>
+                </m:rPr>
+                <m:t>/</m:t>
+              </m:r>
+              <m:r>
+                <m:t>2</m:t>
+              </m:r>
               <m:sSup>
                 <m:e>
-                  <m:d>
-                    <m:dPr>
-                      <m:begChr m:val="("/>
-                      <m:sepChr m:val=""/>
-                      <m:endChr m:val=")"/>
-                      <m:grow/>
-                    </m:dPr>
-                    <m:e>
-                      <m:r>
-                        <m:rPr>
-                          <m:sty m:val="p"/>
-                        </m:rPr>
-                        <m:t>−</m:t>
-                      </m:r>
-                      <m:r>
-                        <m:t>1</m:t>
-                      </m:r>
-                      <m:r>
-                        <m:rPr>
-                          <m:sty m:val="p"/>
-                        </m:rPr>
-                        <m:t>/</m:t>
-                      </m:r>
-                      <m:r>
-                        <m:t>2</m:t>
-                      </m:r>
-                    </m:e>
-                  </m:d>
+                  <m:r>
+                    <m:rPr>
+                      <m:sty m:val="p"/>
+                    </m:rPr>
+                    <m:t>)</m:t>
+                  </m:r>
                 </m:e>
                 <m:sup>
                   <m:r>
@@ -5364,8 +5371,8 @@
         </w:tc>
       </w:tr>
     </w:tbl>
-    <w:bookmarkEnd w:id="48"/>
-    <w:bookmarkStart w:id="59" w:name="expressions-of-the-form-ax2-bx-c"/>
+    <w:bookmarkEnd w:id="37"/>
+    <w:bookmarkStart w:id="48" w:name="expressions-of-the-form-ax2-bx-c"/>
     <w:p>
       <w:pPr>
         <w:pStyle w:val="Heading1"/>
@@ -5803,30 +5810,32 @@
         <m:r>
           <m:t>a</m:t>
         </m:r>
+        <m:r>
+          <m:rPr>
+            <m:sty m:val="p"/>
+          </m:rPr>
+          <m:t>(</m:t>
+        </m:r>
+        <m:r>
+          <m:t>x</m:t>
+        </m:r>
+        <m:r>
+          <m:rPr>
+            <m:sty m:val="p"/>
+          </m:rPr>
+          <m:t>+</m:t>
+        </m:r>
+        <m:r>
+          <m:t>p</m:t>
+        </m:r>
         <m:sSup>
           <m:e>
-            <m:d>
-              <m:dPr>
-                <m:begChr m:val="("/>
-                <m:sepChr m:val=""/>
-                <m:endChr m:val=")"/>
-                <m:grow/>
-              </m:dPr>
-              <m:e>
-                <m:r>
-                  <m:t>x</m:t>
-                </m:r>
-                <m:r>
-                  <m:rPr>
-                    <m:sty m:val="p"/>
-                  </m:rPr>
-                  <m:t>+</m:t>
-                </m:r>
-                <m:r>
-                  <m:t>p</m:t>
-                </m:r>
-              </m:e>
-            </m:d>
+            <m:r>
+              <m:rPr>
+                <m:sty m:val="p"/>
+              </m:rPr>
+              <m:t>)</m:t>
+            </m:r>
           </m:e>
           <m:sup>
             <m:r>
@@ -5889,18 +5898,18 @@
                 <wp:inline>
                   <wp:extent cx="152400" cy="152400"/>
                   <wp:effectExtent b="0" l="0" r="0" t="0"/>
-                  <wp:docPr descr="" title="" id="49" name="Picture"/>
+                  <wp:docPr descr="" title="" id="38" name="Picture"/>
                   <a:graphic>
                     <a:graphicData uri="http://schemas.openxmlformats.org/drawingml/2006/picture">
                       <pic:pic>
                         <pic:nvPicPr>
-                          <pic:cNvPr descr="/Applications/quarto/share/formats/docx/note.png" id="50" name="Picture"/>
+                          <pic:cNvPr descr="/Applications/quarto/share/formats/docx/note.png" id="39" name="Picture"/>
                           <pic:cNvPicPr>
                             <a:picLocks noChangeArrowheads="1" noChangeAspect="1"/>
                           </pic:cNvPicPr>
                         </pic:nvPicPr>
                         <pic:blipFill>
-                          <a:blip r:embed="rId26"/>
+                          <a:blip r:embed="rId15"/>
                           <a:stretch>
                             <a:fillRect/>
                           </a:stretch>
@@ -6054,30 +6063,32 @@
               <m:r>
                 <m:t>a</m:t>
               </m:r>
+              <m:r>
+                <m:rPr>
+                  <m:sty m:val="p"/>
+                </m:rPr>
+                <m:t>(</m:t>
+              </m:r>
+              <m:r>
+                <m:t>x</m:t>
+              </m:r>
+              <m:r>
+                <m:rPr>
+                  <m:sty m:val="p"/>
+                </m:rPr>
+                <m:t>+</m:t>
+              </m:r>
+              <m:r>
+                <m:t>p</m:t>
+              </m:r>
               <m:sSup>
                 <m:e>
-                  <m:d>
-                    <m:dPr>
-                      <m:begChr m:val="("/>
-                      <m:sepChr m:val=""/>
-                      <m:endChr m:val=")"/>
-                      <m:grow/>
-                    </m:dPr>
-                    <m:e>
-                      <m:r>
-                        <m:t>x</m:t>
-                      </m:r>
-                      <m:r>
-                        <m:rPr>
-                          <m:sty m:val="p"/>
-                        </m:rPr>
-                        <m:t>+</m:t>
-                      </m:r>
-                      <m:r>
-                        <m:t>p</m:t>
-                      </m:r>
-                    </m:e>
-                  </m:d>
+                  <m:r>
+                    <m:rPr>
+                      <m:sty m:val="p"/>
+                    </m:rPr>
+                    <m:t>)</m:t>
+                  </m:r>
                 </m:e>
                 <m:sup>
                   <m:r>
@@ -6130,49 +6141,51 @@
               <m:r>
                 <m:t>a</m:t>
               </m:r>
-              <m:d>
-                <m:dPr>
-                  <m:begChr m:val="("/>
-                  <m:sepChr m:val=""/>
-                  <m:endChr m:val=")"/>
-                  <m:grow/>
-                </m:dPr>
+              <m:r>
+                <m:rPr>
+                  <m:sty m:val="p"/>
+                </m:rPr>
+                <m:t>(</m:t>
+              </m:r>
+              <m:sSup>
                 <m:e>
-                  <m:sSup>
-                    <m:e>
-                      <m:r>
-                        <m:t>x</m:t>
-                      </m:r>
-                    </m:e>
-                    <m:sup>
-                      <m:r>
-                        <m:t>2</m:t>
-                      </m:r>
-                    </m:sup>
-                  </m:sSup>
-                  <m:r>
-                    <m:rPr>
-                      <m:sty m:val="p"/>
-                    </m:rPr>
-                    <m:t>+</m:t>
-                  </m:r>
-                  <m:r>
-                    <m:t>r</m:t>
-                  </m:r>
                   <m:r>
                     <m:t>x</m:t>
                   </m:r>
-                  <m:r>
-                    <m:rPr>
-                      <m:sty m:val="p"/>
-                    </m:rPr>
-                    <m:t>+</m:t>
-                  </m:r>
-                  <m:r>
-                    <m:t>s</m:t>
-                  </m:r>
                 </m:e>
-              </m:d>
+                <m:sup>
+                  <m:r>
+                    <m:t>2</m:t>
+                  </m:r>
+                </m:sup>
+              </m:sSup>
+              <m:r>
+                <m:rPr>
+                  <m:sty m:val="p"/>
+                </m:rPr>
+                <m:t>+</m:t>
+              </m:r>
+              <m:r>
+                <m:t>r</m:t>
+              </m:r>
+              <m:r>
+                <m:t>x</m:t>
+              </m:r>
+              <m:r>
+                <m:rPr>
+                  <m:sty m:val="p"/>
+                </m:rPr>
+                <m:t>+</m:t>
+              </m:r>
+              <m:r>
+                <m:t>s</m:t>
+              </m:r>
+              <m:r>
+                <m:rPr>
+                  <m:sty m:val="p"/>
+                </m:rPr>
+                <m:t>)</m:t>
+              </m:r>
             </m:oMath>
             <w:r>
               <w:t xml:space="preserve">, where</w:t>
@@ -6297,30 +6310,32 @@
               <w:t xml:space="preserve"> </w:t>
             </w:r>
             <m:oMath>
+              <m:r>
+                <m:rPr>
+                  <m:sty m:val="p"/>
+                </m:rPr>
+                <m:t>(</m:t>
+              </m:r>
+              <m:r>
+                <m:t>x</m:t>
+              </m:r>
+              <m:r>
+                <m:rPr>
+                  <m:sty m:val="p"/>
+                </m:rPr>
+                <m:t>+</m:t>
+              </m:r>
+              <m:r>
+                <m:t>p</m:t>
+              </m:r>
               <m:sSup>
                 <m:e>
-                  <m:d>
-                    <m:dPr>
-                      <m:begChr m:val="("/>
-                      <m:sepChr m:val=""/>
-                      <m:endChr m:val=")"/>
-                      <m:grow/>
-                    </m:dPr>
-                    <m:e>
-                      <m:r>
-                        <m:t>x</m:t>
-                      </m:r>
-                      <m:r>
-                        <m:rPr>
-                          <m:sty m:val="p"/>
-                        </m:rPr>
-                        <m:t>+</m:t>
-                      </m:r>
-                      <m:r>
-                        <m:t>p</m:t>
-                      </m:r>
-                    </m:e>
-                  </m:d>
+                  <m:r>
+                    <m:rPr>
+                      <m:sty m:val="p"/>
+                    </m:rPr>
+                    <m:t>)</m:t>
+                  </m:r>
                 </m:e>
                 <m:sup>
                   <m:r>
@@ -6359,56 +6374,60 @@
               <m:r>
                 <m:t>a</m:t>
               </m:r>
-              <m:d>
-                <m:dPr>
-                  <m:begChr m:val="("/>
-                  <m:sepChr m:val=""/>
-                  <m:endChr m:val=")"/>
-                  <m:grow/>
-                </m:dPr>
+              <m:r>
+                <m:rPr>
+                  <m:sty m:val="p"/>
+                </m:rPr>
+                <m:t>(</m:t>
+              </m:r>
+              <m:r>
+                <m:rPr>
+                  <m:sty m:val="p"/>
+                </m:rPr>
+                <m:t>(</m:t>
+              </m:r>
+              <m:r>
+                <m:t>x</m:t>
+              </m:r>
+              <m:r>
+                <m:rPr>
+                  <m:sty m:val="p"/>
+                </m:rPr>
+                <m:t>+</m:t>
+              </m:r>
+              <m:r>
+                <m:t>p</m:t>
+              </m:r>
+              <m:sSup>
                 <m:e>
-                  <m:sSup>
-                    <m:e>
-                      <m:d>
-                        <m:dPr>
-                          <m:begChr m:val="("/>
-                          <m:sepChr m:val=""/>
-                          <m:endChr m:val=")"/>
-                          <m:grow/>
-                        </m:dPr>
-                        <m:e>
-                          <m:r>
-                            <m:t>x</m:t>
-                          </m:r>
-                          <m:r>
-                            <m:rPr>
-                              <m:sty m:val="p"/>
-                            </m:rPr>
-                            <m:t>+</m:t>
-                          </m:r>
-                          <m:r>
-                            <m:t>p</m:t>
-                          </m:r>
-                        </m:e>
-                      </m:d>
-                    </m:e>
-                    <m:sup>
-                      <m:r>
-                        <m:t>2</m:t>
-                      </m:r>
-                    </m:sup>
-                  </m:sSup>
                   <m:r>
                     <m:rPr>
                       <m:sty m:val="p"/>
                     </m:rPr>
-                    <m:t>+</m:t>
-                  </m:r>
-                  <m:r>
-                    <m:t>q</m:t>
+                    <m:t>)</m:t>
                   </m:r>
                 </m:e>
-              </m:d>
+                <m:sup>
+                  <m:r>
+                    <m:t>2</m:t>
+                  </m:r>
+                </m:sup>
+              </m:sSup>
+              <m:r>
+                <m:rPr>
+                  <m:sty m:val="p"/>
+                </m:rPr>
+                <m:t>+</m:t>
+              </m:r>
+              <m:r>
+                <m:t>q</m:t>
+              </m:r>
+              <m:r>
+                <m:rPr>
+                  <m:sty m:val="p"/>
+                </m:rPr>
+                <m:t>)</m:t>
+              </m:r>
             </m:oMath>
             <w:r>
               <w:t xml:space="preserve"> </w:t>
@@ -6467,30 +6486,32 @@
               <m:r>
                 <m:t>a</m:t>
               </m:r>
+              <m:r>
+                <m:rPr>
+                  <m:sty m:val="p"/>
+                </m:rPr>
+                <m:t>(</m:t>
+              </m:r>
+              <m:r>
+                <m:t>x</m:t>
+              </m:r>
+              <m:r>
+                <m:rPr>
+                  <m:sty m:val="p"/>
+                </m:rPr>
+                <m:t>+</m:t>
+              </m:r>
+              <m:r>
+                <m:t>p</m:t>
+              </m:r>
               <m:sSup>
                 <m:e>
-                  <m:d>
-                    <m:dPr>
-                      <m:begChr m:val="("/>
-                      <m:sepChr m:val=""/>
-                      <m:endChr m:val=")"/>
-                      <m:grow/>
-                    </m:dPr>
-                    <m:e>
-                      <m:r>
-                        <m:t>x</m:t>
-                      </m:r>
-                      <m:r>
-                        <m:rPr>
-                          <m:sty m:val="p"/>
-                        </m:rPr>
-                        <m:t>+</m:t>
-                      </m:r>
-                      <m:r>
-                        <m:t>p</m:t>
-                      </m:r>
-                    </m:e>
-                  </m:d>
+                  <m:r>
+                    <m:rPr>
+                      <m:sty m:val="p"/>
+                    </m:rPr>
+                    <m:t>)</m:t>
+                  </m:r>
                 </m:e>
                 <m:sup>
                   <m:r>
@@ -6610,18 +6631,18 @@
                 <wp:inline>
                   <wp:extent cx="152400" cy="152400"/>
                   <wp:effectExtent b="0" l="0" r="0" t="0"/>
-                  <wp:docPr descr="" title="" id="51" name="Picture"/>
+                  <wp:docPr descr="" title="" id="40" name="Picture"/>
                   <a:graphic>
                     <a:graphicData uri="http://schemas.openxmlformats.org/drawingml/2006/picture">
                       <pic:pic>
                         <pic:nvPicPr>
-                          <pic:cNvPr descr="/Applications/quarto/share/formats/docx/tip.png" id="52" name="Picture"/>
+                          <pic:cNvPr descr="/Applications/quarto/share/formats/docx/tip.png" id="41" name="Picture"/>
                           <pic:cNvPicPr>
                             <a:picLocks noChangeArrowheads="1" noChangeAspect="1"/>
                           </pic:cNvPicPr>
                         </pic:nvPicPr>
                         <pic:blipFill>
-                          <a:blip r:embed="rId29"/>
+                          <a:blip r:embed="rId18"/>
                           <a:stretch>
                             <a:fillRect/>
                           </a:stretch>
@@ -6731,33 +6752,35 @@
               <w:t xml:space="preserve"> </w:t>
             </w:r>
             <m:oMath>
+              <m:r>
+                <m:rPr>
+                  <m:sty m:val="p"/>
+                </m:rPr>
+                <m:t>(</m:t>
+              </m:r>
+              <m:r>
+                <m:t>d</m:t>
+              </m:r>
+              <m:r>
+                <m:t>x</m:t>
+              </m:r>
+              <m:r>
+                <m:rPr>
+                  <m:sty m:val="p"/>
+                </m:rPr>
+                <m:t>+</m:t>
+              </m:r>
+              <m:r>
+                <m:t>e</m:t>
+              </m:r>
               <m:sSup>
                 <m:e>
-                  <m:d>
-                    <m:dPr>
-                      <m:begChr m:val="("/>
-                      <m:sepChr m:val=""/>
-                      <m:endChr m:val=")"/>
-                      <m:grow/>
-                    </m:dPr>
-                    <m:e>
-                      <m:r>
-                        <m:t>d</m:t>
-                      </m:r>
-                      <m:r>
-                        <m:t>x</m:t>
-                      </m:r>
-                      <m:r>
-                        <m:rPr>
-                          <m:sty m:val="p"/>
-                        </m:rPr>
-                        <m:t>+</m:t>
-                      </m:r>
-                      <m:r>
-                        <m:t>e</m:t>
-                      </m:r>
-                    </m:e>
-                  </m:d>
+                  <m:r>
+                    <m:rPr>
+                      <m:sty m:val="p"/>
+                    </m:rPr>
+                    <m:t>)</m:t>
+                  </m:r>
                 </m:e>
                 <m:sup>
                   <m:r>
@@ -7045,18 +7068,18 @@
                 <wp:inline>
                   <wp:extent cx="152400" cy="152400"/>
                   <wp:effectExtent b="0" l="0" r="0" t="0"/>
-                  <wp:docPr descr="" title="" id="53" name="Picture"/>
+                  <wp:docPr descr="" title="" id="42" name="Picture"/>
                   <a:graphic>
                     <a:graphicData uri="http://schemas.openxmlformats.org/drawingml/2006/picture">
                       <pic:pic>
                         <pic:nvPicPr>
-                          <pic:cNvPr descr="/Applications/quarto/share/formats/docx/note.png" id="54" name="Picture"/>
+                          <pic:cNvPr descr="/Applications/quarto/share/formats/docx/note.png" id="43" name="Picture"/>
                           <pic:cNvPicPr>
                             <a:picLocks noChangeArrowheads="1" noChangeAspect="1"/>
                           </pic:cNvPicPr>
                         </pic:nvPicPr>
                         <pic:blipFill>
-                          <a:blip r:embed="rId26"/>
+                          <a:blip r:embed="rId15"/>
                           <a:stretch>
                             <a:fillRect/>
                           </a:stretch>
@@ -7353,521 +7376,11 @@
                 <m:r>
                   <m:t>2</m:t>
                 </m:r>
-                <m:d>
-                  <m:dPr>
-                    <m:begChr m:val="("/>
-                    <m:sepChr m:val=""/>
-                    <m:endChr m:val=")"/>
-                    <m:grow/>
-                  </m:dPr>
-                  <m:e>
-                    <m:sSup>
-                      <m:e>
-                        <m:r>
-                          <m:t>x</m:t>
-                        </m:r>
-                      </m:e>
-                      <m:sup>
-                        <m:r>
-                          <m:t>2</m:t>
-                        </m:r>
-                      </m:sup>
-                    </m:sSup>
-                    <m:r>
-                      <m:rPr>
-                        <m:sty m:val="p"/>
-                      </m:rPr>
-                      <m:t>+</m:t>
-                    </m:r>
-                    <m:r>
-                      <m:t>6</m:t>
-                    </m:r>
-                    <m:r>
-                      <m:t>x</m:t>
-                    </m:r>
-                    <m:r>
-                      <m:rPr>
-                        <m:sty m:val="p"/>
-                      </m:rPr>
-                      <m:t>+</m:t>
-                    </m:r>
-                    <m:r>
-                      <m:t>12</m:t>
-                    </m:r>
-                  </m:e>
-                </m:d>
-              </m:oMath>
-            </m:oMathPara>
-          </w:p>
-          <w:p>
-            <w:pPr>
-              <w:numPr>
-                <w:ilvl w:val="0"/>
-                <w:numId w:val="1000"/>
-              </w:numPr>
-            </w:pPr>
-            <w:r>
-              <w:t xml:space="preserve">You can now notice the part inside the brackets is of the form</w:t>
-            </w:r>
-            <w:r>
-              <w:t xml:space="preserve"> </w:t>
-            </w:r>
-            <m:oMath>
-              <m:sSup>
-                <m:e>
-                  <m:r>
-                    <m:t>x</m:t>
-                  </m:r>
-                </m:e>
-                <m:sup>
-                  <m:r>
-                    <m:t>2</m:t>
-                  </m:r>
-                </m:sup>
-              </m:sSup>
-              <m:r>
-                <m:rPr>
-                  <m:sty m:val="p"/>
-                </m:rPr>
-                <m:t>+</m:t>
-              </m:r>
-              <m:r>
-                <m:t>r</m:t>
-              </m:r>
-              <m:r>
-                <m:t>x</m:t>
-              </m:r>
-              <m:r>
-                <m:rPr>
-                  <m:sty m:val="p"/>
-                </m:rPr>
-                <m:t>+</m:t>
-              </m:r>
-              <m:r>
-                <m:t>s</m:t>
-              </m:r>
-            </m:oMath>
-            <w:r>
-              <w:t xml:space="preserve"> </w:t>
-            </w:r>
-            <w:r>
-              <w:t xml:space="preserve">with</w:t>
-            </w:r>
-            <w:r>
-              <w:t xml:space="preserve"> </w:t>
-            </w:r>
-            <m:oMath>
-              <m:r>
-                <m:t>r</m:t>
-              </m:r>
-              <m:r>
-                <m:rPr>
-                  <m:sty m:val="p"/>
-                </m:rPr>
-                <m:t>=</m:t>
-              </m:r>
-              <m:r>
-                <m:t>6</m:t>
-              </m:r>
-            </m:oMath>
-            <w:r>
-              <w:t xml:space="preserve"> </w:t>
-            </w:r>
-            <w:r>
-              <w:t xml:space="preserve">and</w:t>
-            </w:r>
-            <w:r>
-              <w:t xml:space="preserve"> </w:t>
-            </w:r>
-            <m:oMath>
-              <m:r>
-                <m:t>s</m:t>
-              </m:r>
-              <m:r>
-                <m:rPr>
-                  <m:sty m:val="p"/>
-                </m:rPr>
-                <m:t>=</m:t>
-              </m:r>
-              <m:r>
-                <m:t>12</m:t>
-              </m:r>
-            </m:oMath>
-            <w:r>
-              <w:t xml:space="preserve">.</w:t>
-            </w:r>
-          </w:p>
-          <w:p>
-            <w:pPr>
-              <w:numPr>
-                <w:ilvl w:val="0"/>
-                <w:numId w:val="1008"/>
-              </w:numPr>
-            </w:pPr>
-            <w:r>
-              <w:t xml:space="preserve">Now, complete the square on</w:t>
-            </w:r>
-            <w:r>
-              <w:t xml:space="preserve"> </w:t>
-            </w:r>
-            <m:oMath>
-              <m:sSup>
-                <m:e>
-                  <m:r>
-                    <m:t>x</m:t>
-                  </m:r>
-                </m:e>
-                <m:sup>
-                  <m:r>
-                    <m:t>2</m:t>
-                  </m:r>
-                </m:sup>
-              </m:sSup>
-              <m:r>
-                <m:rPr>
-                  <m:sty m:val="p"/>
-                </m:rPr>
-                <m:t>+</m:t>
-              </m:r>
-              <m:r>
-                <m:t>6</m:t>
-              </m:r>
-              <m:r>
-                <m:t>x</m:t>
-              </m:r>
-              <m:r>
-                <m:rPr>
-                  <m:sty m:val="p"/>
-                </m:rPr>
-                <m:t>+</m:t>
-              </m:r>
-              <m:r>
-                <m:t>12</m:t>
-              </m:r>
-            </m:oMath>
-            <w:r>
-              <w:t xml:space="preserve">. Here</w:t>
-            </w:r>
-            <w:r>
-              <w:t xml:space="preserve"> </w:t>
-            </w:r>
-            <m:oMath>
-              <m:r>
-                <m:t>p</m:t>
-              </m:r>
-              <m:r>
-                <m:rPr>
-                  <m:sty m:val="p"/>
-                </m:rPr>
-                <m:t>=</m:t>
-              </m:r>
-              <m:r>
-                <m:t>6</m:t>
-              </m:r>
-              <m:r>
-                <m:rPr>
-                  <m:sty m:val="p"/>
-                </m:rPr>
-                <m:t>/</m:t>
-              </m:r>
-              <m:r>
-                <m:t>2</m:t>
-              </m:r>
-              <m:r>
-                <m:rPr>
-                  <m:sty m:val="p"/>
-                </m:rPr>
-                <m:t>=</m:t>
-              </m:r>
-              <m:r>
-                <m:t>3</m:t>
-              </m:r>
-            </m:oMath>
-            <w:r>
-              <w:t xml:space="preserve">. Working out</w:t>
-            </w:r>
-            <w:r>
-              <w:t xml:space="preserve"> </w:t>
-            </w:r>
-            <m:oMath>
-              <m:sSup>
-                <m:e>
-                  <m:r>
-                    <m:t>p</m:t>
-                  </m:r>
-                </m:e>
-                <m:sup>
-                  <m:r>
-                    <m:t>2</m:t>
-                  </m:r>
-                </m:sup>
-              </m:sSup>
-            </m:oMath>
-            <w:r>
-              <w:t xml:space="preserve"> </w:t>
-            </w:r>
-            <w:r>
-              <w:t xml:space="preserve">gives</w:t>
-            </w:r>
-            <w:r>
-              <w:t xml:space="preserve"> </w:t>
-            </w:r>
-            <m:oMath>
-              <m:sSup>
-                <m:e>
-                  <m:r>
-                    <m:t>3</m:t>
-                  </m:r>
-                </m:e>
-                <m:sup>
-                  <m:r>
-                    <m:t>2</m:t>
-                  </m:r>
-                </m:sup>
-              </m:sSup>
-              <m:r>
-                <m:rPr>
-                  <m:sty m:val="p"/>
-                </m:rPr>
-                <m:t>=</m:t>
-              </m:r>
-              <m:r>
-                <m:t>9</m:t>
-              </m:r>
-            </m:oMath>
-            <w:r>
-              <w:t xml:space="preserve">. Solving</w:t>
-            </w:r>
-            <w:r>
-              <w:t xml:space="preserve"> </w:t>
-            </w:r>
-            <m:oMath>
-              <m:sSup>
-                <m:e>
-                  <m:r>
-                    <m:t>p</m:t>
-                  </m:r>
-                </m:e>
-                <m:sup>
-                  <m:r>
-                    <m:t>2</m:t>
-                  </m:r>
-                </m:sup>
-              </m:sSup>
-              <m:r>
-                <m:rPr>
-                  <m:sty m:val="p"/>
-                </m:rPr>
-                <m:t>+</m:t>
-              </m:r>
-              <m:r>
-                <m:t>q</m:t>
-              </m:r>
-              <m:r>
-                <m:rPr>
-                  <m:sty m:val="p"/>
-                </m:rPr>
-                <m:t>=</m:t>
-              </m:r>
-              <m:r>
-                <m:t>s</m:t>
-              </m:r>
-            </m:oMath>
-            <w:r>
-              <w:t xml:space="preserve"> </w:t>
-            </w:r>
-            <w:r>
-              <w:t xml:space="preserve">gives</w:t>
-            </w:r>
-            <w:r>
-              <w:t xml:space="preserve"> </w:t>
-            </w:r>
-            <m:oMath>
-              <m:r>
-                <m:t>q</m:t>
-              </m:r>
-            </m:oMath>
-            <w:r>
-              <w:t xml:space="preserve">, and so here</w:t>
-            </w:r>
-            <w:r>
-              <w:t xml:space="preserve"> </w:t>
-            </w:r>
-            <m:oMath>
-              <m:r>
-                <m:t>9</m:t>
-              </m:r>
-              <m:r>
-                <m:rPr>
-                  <m:sty m:val="p"/>
-                </m:rPr>
-                <m:t>+</m:t>
-              </m:r>
-              <m:r>
-                <m:t>q</m:t>
-              </m:r>
-              <m:r>
-                <m:rPr>
-                  <m:sty m:val="p"/>
-                </m:rPr>
-                <m:t>=</m:t>
-              </m:r>
-              <m:r>
-                <m:t>12</m:t>
-              </m:r>
-            </m:oMath>
-            <w:r>
-              <w:t xml:space="preserve">. It follows that</w:t>
-            </w:r>
-            <w:r>
-              <w:t xml:space="preserve"> </w:t>
-            </w:r>
-            <m:oMath>
-              <m:r>
-                <m:t>q</m:t>
-              </m:r>
-              <m:r>
-                <m:rPr>
-                  <m:sty m:val="p"/>
-                </m:rPr>
-                <m:t>=</m:t>
-              </m:r>
-              <m:r>
-                <m:t>3</m:t>
-              </m:r>
-            </m:oMath>
-            <w:r>
-              <w:t xml:space="preserve">.</w:t>
-            </w:r>
-          </w:p>
-          <w:p>
-            <w:pPr>
-              <w:numPr>
-                <w:ilvl w:val="0"/>
-                <w:numId w:val="1008"/>
-              </w:numPr>
-            </w:pPr>
-            <w:r>
-              <w:t xml:space="preserve">This means that</w:t>
-            </w:r>
-            <w:r>
-              <w:t xml:space="preserve"> </w:t>
-            </w:r>
-            <m:oMath>
-              <m:r>
-                <m:t>2</m:t>
-              </m:r>
-              <m:sSup>
-                <m:e>
-                  <m:r>
-                    <m:t>x</m:t>
-                  </m:r>
-                </m:e>
-                <m:sup>
-                  <m:r>
-                    <m:t>2</m:t>
-                  </m:r>
-                </m:sup>
-              </m:sSup>
-              <m:r>
-                <m:rPr>
-                  <m:sty m:val="p"/>
-                </m:rPr>
-                <m:t>+</m:t>
-              </m:r>
-              <m:r>
-                <m:t>12</m:t>
-              </m:r>
-              <m:r>
-                <m:t>x</m:t>
-              </m:r>
-              <m:r>
-                <m:rPr>
-                  <m:sty m:val="p"/>
-                </m:rPr>
-                <m:t>+</m:t>
-              </m:r>
-              <m:r>
-                <m:t>24</m:t>
-              </m:r>
-              <m:r>
-                <m:rPr>
-                  <m:sty m:val="p"/>
-                </m:rPr>
-                <m:t>=</m:t>
-              </m:r>
-              <m:r>
-                <m:t>2</m:t>
-              </m:r>
-              <m:d>
-                <m:dPr>
-                  <m:begChr m:val="("/>
-                  <m:sepChr m:val=""/>
-                  <m:endChr m:val=")"/>
-                  <m:grow/>
-                </m:dPr>
-                <m:e>
-                  <m:sSup>
-                    <m:e>
-                      <m:d>
-                        <m:dPr>
-                          <m:begChr m:val="("/>
-                          <m:sepChr m:val=""/>
-                          <m:endChr m:val=")"/>
-                          <m:grow/>
-                        </m:dPr>
-                        <m:e>
-                          <m:r>
-                            <m:t>x</m:t>
-                          </m:r>
-                          <m:r>
-                            <m:rPr>
-                              <m:sty m:val="p"/>
-                            </m:rPr>
-                            <m:t>+</m:t>
-                          </m:r>
-                          <m:r>
-                            <m:t>3</m:t>
-                          </m:r>
-                        </m:e>
-                      </m:d>
-                    </m:e>
-                    <m:sup>
-                      <m:r>
-                        <m:t>2</m:t>
-                      </m:r>
-                    </m:sup>
-                  </m:sSup>
-                  <m:r>
-                    <m:rPr>
-                      <m:sty m:val="p"/>
-                    </m:rPr>
-                    <m:t>+</m:t>
-                  </m:r>
-                  <m:r>
-                    <m:t>3</m:t>
-                  </m:r>
-                </m:e>
-              </m:d>
-            </m:oMath>
-            <w:r>
-              <w:t xml:space="preserve"> </w:t>
-            </w:r>
-            <w:r>
-              <w:t xml:space="preserve">and so taking out the last term in brackets gives</w:t>
-            </w:r>
-          </w:p>
-          <w:p>
-            <w:pPr>
-              <w:pStyle w:val="BodyText"/>
-            </w:pPr>
-            <m:oMathPara>
-              <m:oMathParaPr>
-                <m:jc m:val="center"/>
-              </m:oMathParaPr>
-              <m:oMath>
-                <m:r>
-                  <m:t>2</m:t>
+                <m:r>
+                  <m:rPr>
+                    <m:sty m:val="p"/>
+                  </m:rPr>
+                  <m:t>(</m:t>
                 </m:r>
                 <m:sSup>
                   <m:e>
@@ -7888,7 +7401,7 @@
                   <m:t>+</m:t>
                 </m:r>
                 <m:r>
-                  <m:t>12</m:t>
+                  <m:t>6</m:t>
                 </m:r>
                 <m:r>
                   <m:t>x</m:t>
@@ -7900,6 +7413,522 @@
                   <m:t>+</m:t>
                 </m:r>
                 <m:r>
+                  <m:t>12</m:t>
+                </m:r>
+                <m:r>
+                  <m:rPr>
+                    <m:sty m:val="p"/>
+                  </m:rPr>
+                  <m:t>)</m:t>
+                </m:r>
+              </m:oMath>
+            </m:oMathPara>
+          </w:p>
+          <w:p>
+            <w:pPr>
+              <w:numPr>
+                <w:ilvl w:val="0"/>
+                <w:numId w:val="1000"/>
+              </w:numPr>
+            </w:pPr>
+            <w:r>
+              <w:t xml:space="preserve">You can now notice the part inside the brackets is of the form</w:t>
+            </w:r>
+            <w:r>
+              <w:t xml:space="preserve"> </w:t>
+            </w:r>
+            <m:oMath>
+              <m:sSup>
+                <m:e>
+                  <m:r>
+                    <m:t>x</m:t>
+                  </m:r>
+                </m:e>
+                <m:sup>
+                  <m:r>
+                    <m:t>2</m:t>
+                  </m:r>
+                </m:sup>
+              </m:sSup>
+              <m:r>
+                <m:rPr>
+                  <m:sty m:val="p"/>
+                </m:rPr>
+                <m:t>+</m:t>
+              </m:r>
+              <m:r>
+                <m:t>r</m:t>
+              </m:r>
+              <m:r>
+                <m:t>x</m:t>
+              </m:r>
+              <m:r>
+                <m:rPr>
+                  <m:sty m:val="p"/>
+                </m:rPr>
+                <m:t>+</m:t>
+              </m:r>
+              <m:r>
+                <m:t>s</m:t>
+              </m:r>
+            </m:oMath>
+            <w:r>
+              <w:t xml:space="preserve"> </w:t>
+            </w:r>
+            <w:r>
+              <w:t xml:space="preserve">with</w:t>
+            </w:r>
+            <w:r>
+              <w:t xml:space="preserve"> </w:t>
+            </w:r>
+            <m:oMath>
+              <m:r>
+                <m:t>r</m:t>
+              </m:r>
+              <m:r>
+                <m:rPr>
+                  <m:sty m:val="p"/>
+                </m:rPr>
+                <m:t>=</m:t>
+              </m:r>
+              <m:r>
+                <m:t>6</m:t>
+              </m:r>
+            </m:oMath>
+            <w:r>
+              <w:t xml:space="preserve"> </w:t>
+            </w:r>
+            <w:r>
+              <w:t xml:space="preserve">and</w:t>
+            </w:r>
+            <w:r>
+              <w:t xml:space="preserve"> </w:t>
+            </w:r>
+            <m:oMath>
+              <m:r>
+                <m:t>s</m:t>
+              </m:r>
+              <m:r>
+                <m:rPr>
+                  <m:sty m:val="p"/>
+                </m:rPr>
+                <m:t>=</m:t>
+              </m:r>
+              <m:r>
+                <m:t>12</m:t>
+              </m:r>
+            </m:oMath>
+            <w:r>
+              <w:t xml:space="preserve">.</w:t>
+            </w:r>
+          </w:p>
+          <w:p>
+            <w:pPr>
+              <w:numPr>
+                <w:ilvl w:val="0"/>
+                <w:numId w:val="1008"/>
+              </w:numPr>
+            </w:pPr>
+            <w:r>
+              <w:t xml:space="preserve">Now, complete the square on</w:t>
+            </w:r>
+            <w:r>
+              <w:t xml:space="preserve"> </w:t>
+            </w:r>
+            <m:oMath>
+              <m:sSup>
+                <m:e>
+                  <m:r>
+                    <m:t>x</m:t>
+                  </m:r>
+                </m:e>
+                <m:sup>
+                  <m:r>
+                    <m:t>2</m:t>
+                  </m:r>
+                </m:sup>
+              </m:sSup>
+              <m:r>
+                <m:rPr>
+                  <m:sty m:val="p"/>
+                </m:rPr>
+                <m:t>+</m:t>
+              </m:r>
+              <m:r>
+                <m:t>6</m:t>
+              </m:r>
+              <m:r>
+                <m:t>x</m:t>
+              </m:r>
+              <m:r>
+                <m:rPr>
+                  <m:sty m:val="p"/>
+                </m:rPr>
+                <m:t>+</m:t>
+              </m:r>
+              <m:r>
+                <m:t>12</m:t>
+              </m:r>
+            </m:oMath>
+            <w:r>
+              <w:t xml:space="preserve">. Here</w:t>
+            </w:r>
+            <w:r>
+              <w:t xml:space="preserve"> </w:t>
+            </w:r>
+            <m:oMath>
+              <m:r>
+                <m:t>p</m:t>
+              </m:r>
+              <m:r>
+                <m:rPr>
+                  <m:sty m:val="p"/>
+                </m:rPr>
+                <m:t>=</m:t>
+              </m:r>
+              <m:r>
+                <m:t>6</m:t>
+              </m:r>
+              <m:r>
+                <m:rPr>
+                  <m:sty m:val="p"/>
+                </m:rPr>
+                <m:t>/</m:t>
+              </m:r>
+              <m:r>
+                <m:t>2</m:t>
+              </m:r>
+              <m:r>
+                <m:rPr>
+                  <m:sty m:val="p"/>
+                </m:rPr>
+                <m:t>=</m:t>
+              </m:r>
+              <m:r>
+                <m:t>3</m:t>
+              </m:r>
+            </m:oMath>
+            <w:r>
+              <w:t xml:space="preserve">. Working out</w:t>
+            </w:r>
+            <w:r>
+              <w:t xml:space="preserve"> </w:t>
+            </w:r>
+            <m:oMath>
+              <m:sSup>
+                <m:e>
+                  <m:r>
+                    <m:t>p</m:t>
+                  </m:r>
+                </m:e>
+                <m:sup>
+                  <m:r>
+                    <m:t>2</m:t>
+                  </m:r>
+                </m:sup>
+              </m:sSup>
+            </m:oMath>
+            <w:r>
+              <w:t xml:space="preserve"> </w:t>
+            </w:r>
+            <w:r>
+              <w:t xml:space="preserve">gives</w:t>
+            </w:r>
+            <w:r>
+              <w:t xml:space="preserve"> </w:t>
+            </w:r>
+            <m:oMath>
+              <m:sSup>
+                <m:e>
+                  <m:r>
+                    <m:t>3</m:t>
+                  </m:r>
+                </m:e>
+                <m:sup>
+                  <m:r>
+                    <m:t>2</m:t>
+                  </m:r>
+                </m:sup>
+              </m:sSup>
+              <m:r>
+                <m:rPr>
+                  <m:sty m:val="p"/>
+                </m:rPr>
+                <m:t>=</m:t>
+              </m:r>
+              <m:r>
+                <m:t>9</m:t>
+              </m:r>
+            </m:oMath>
+            <w:r>
+              <w:t xml:space="preserve">. Solving</w:t>
+            </w:r>
+            <w:r>
+              <w:t xml:space="preserve"> </w:t>
+            </w:r>
+            <m:oMath>
+              <m:sSup>
+                <m:e>
+                  <m:r>
+                    <m:t>p</m:t>
+                  </m:r>
+                </m:e>
+                <m:sup>
+                  <m:r>
+                    <m:t>2</m:t>
+                  </m:r>
+                </m:sup>
+              </m:sSup>
+              <m:r>
+                <m:rPr>
+                  <m:sty m:val="p"/>
+                </m:rPr>
+                <m:t>+</m:t>
+              </m:r>
+              <m:r>
+                <m:t>q</m:t>
+              </m:r>
+              <m:r>
+                <m:rPr>
+                  <m:sty m:val="p"/>
+                </m:rPr>
+                <m:t>=</m:t>
+              </m:r>
+              <m:r>
+                <m:t>s</m:t>
+              </m:r>
+            </m:oMath>
+            <w:r>
+              <w:t xml:space="preserve"> </w:t>
+            </w:r>
+            <w:r>
+              <w:t xml:space="preserve">gives</w:t>
+            </w:r>
+            <w:r>
+              <w:t xml:space="preserve"> </w:t>
+            </w:r>
+            <m:oMath>
+              <m:r>
+                <m:t>q</m:t>
+              </m:r>
+            </m:oMath>
+            <w:r>
+              <w:t xml:space="preserve">, and so here</w:t>
+            </w:r>
+            <w:r>
+              <w:t xml:space="preserve"> </w:t>
+            </w:r>
+            <m:oMath>
+              <m:r>
+                <m:t>9</m:t>
+              </m:r>
+              <m:r>
+                <m:rPr>
+                  <m:sty m:val="p"/>
+                </m:rPr>
+                <m:t>+</m:t>
+              </m:r>
+              <m:r>
+                <m:t>q</m:t>
+              </m:r>
+              <m:r>
+                <m:rPr>
+                  <m:sty m:val="p"/>
+                </m:rPr>
+                <m:t>=</m:t>
+              </m:r>
+              <m:r>
+                <m:t>12</m:t>
+              </m:r>
+            </m:oMath>
+            <w:r>
+              <w:t xml:space="preserve">. It follows that</w:t>
+            </w:r>
+            <w:r>
+              <w:t xml:space="preserve"> </w:t>
+            </w:r>
+            <m:oMath>
+              <m:r>
+                <m:t>q</m:t>
+              </m:r>
+              <m:r>
+                <m:rPr>
+                  <m:sty m:val="p"/>
+                </m:rPr>
+                <m:t>=</m:t>
+              </m:r>
+              <m:r>
+                <m:t>3</m:t>
+              </m:r>
+            </m:oMath>
+            <w:r>
+              <w:t xml:space="preserve">.</w:t>
+            </w:r>
+          </w:p>
+          <w:p>
+            <w:pPr>
+              <w:numPr>
+                <w:ilvl w:val="0"/>
+                <w:numId w:val="1008"/>
+              </w:numPr>
+            </w:pPr>
+            <w:r>
+              <w:t xml:space="preserve">This means that</w:t>
+            </w:r>
+            <w:r>
+              <w:t xml:space="preserve"> </w:t>
+            </w:r>
+            <m:oMath>
+              <m:r>
+                <m:t>2</m:t>
+              </m:r>
+              <m:sSup>
+                <m:e>
+                  <m:r>
+                    <m:t>x</m:t>
+                  </m:r>
+                </m:e>
+                <m:sup>
+                  <m:r>
+                    <m:t>2</m:t>
+                  </m:r>
+                </m:sup>
+              </m:sSup>
+              <m:r>
+                <m:rPr>
+                  <m:sty m:val="p"/>
+                </m:rPr>
+                <m:t>+</m:t>
+              </m:r>
+              <m:r>
+                <m:t>12</m:t>
+              </m:r>
+              <m:r>
+                <m:t>x</m:t>
+              </m:r>
+              <m:r>
+                <m:rPr>
+                  <m:sty m:val="p"/>
+                </m:rPr>
+                <m:t>+</m:t>
+              </m:r>
+              <m:r>
+                <m:t>24</m:t>
+              </m:r>
+              <m:r>
+                <m:rPr>
+                  <m:sty m:val="p"/>
+                </m:rPr>
+                <m:t>=</m:t>
+              </m:r>
+              <m:r>
+                <m:t>2</m:t>
+              </m:r>
+              <m:r>
+                <m:rPr>
+                  <m:sty m:val="p"/>
+                </m:rPr>
+                <m:t>(</m:t>
+              </m:r>
+              <m:r>
+                <m:rPr>
+                  <m:sty m:val="p"/>
+                </m:rPr>
+                <m:t>(</m:t>
+              </m:r>
+              <m:r>
+                <m:t>x</m:t>
+              </m:r>
+              <m:r>
+                <m:rPr>
+                  <m:sty m:val="p"/>
+                </m:rPr>
+                <m:t>+</m:t>
+              </m:r>
+              <m:r>
+                <m:t>3</m:t>
+              </m:r>
+              <m:sSup>
+                <m:e>
+                  <m:r>
+                    <m:rPr>
+                      <m:sty m:val="p"/>
+                    </m:rPr>
+                    <m:t>)</m:t>
+                  </m:r>
+                </m:e>
+                <m:sup>
+                  <m:r>
+                    <m:t>2</m:t>
+                  </m:r>
+                </m:sup>
+              </m:sSup>
+              <m:r>
+                <m:rPr>
+                  <m:sty m:val="p"/>
+                </m:rPr>
+                <m:t>+</m:t>
+              </m:r>
+              <m:r>
+                <m:t>3</m:t>
+              </m:r>
+              <m:r>
+                <m:rPr>
+                  <m:sty m:val="p"/>
+                </m:rPr>
+                <m:t>)</m:t>
+              </m:r>
+            </m:oMath>
+            <w:r>
+              <w:t xml:space="preserve"> </w:t>
+            </w:r>
+            <w:r>
+              <w:t xml:space="preserve">and so taking out the last term in brackets gives</w:t>
+            </w:r>
+          </w:p>
+          <w:p>
+            <w:pPr>
+              <w:pStyle w:val="BodyText"/>
+            </w:pPr>
+            <m:oMathPara>
+              <m:oMathParaPr>
+                <m:jc m:val="center"/>
+              </m:oMathParaPr>
+              <m:oMath>
+                <m:r>
+                  <m:t>2</m:t>
+                </m:r>
+                <m:sSup>
+                  <m:e>
+                    <m:r>
+                      <m:t>x</m:t>
+                    </m:r>
+                  </m:e>
+                  <m:sup>
+                    <m:r>
+                      <m:t>2</m:t>
+                    </m:r>
+                  </m:sup>
+                </m:sSup>
+                <m:r>
+                  <m:rPr>
+                    <m:sty m:val="p"/>
+                  </m:rPr>
+                  <m:t>+</m:t>
+                </m:r>
+                <m:r>
+                  <m:t>12</m:t>
+                </m:r>
+                <m:r>
+                  <m:t>x</m:t>
+                </m:r>
+                <m:r>
+                  <m:rPr>
+                    <m:sty m:val="p"/>
+                  </m:rPr>
+                  <m:t>+</m:t>
+                </m:r>
+                <m:r>
                   <m:t>24</m:t>
                 </m:r>
                 <m:r>
@@ -7911,30 +7940,32 @@
                 <m:r>
                   <m:t>2</m:t>
                 </m:r>
+                <m:r>
+                  <m:rPr>
+                    <m:sty m:val="p"/>
+                  </m:rPr>
+                  <m:t>(</m:t>
+                </m:r>
+                <m:r>
+                  <m:t>x</m:t>
+                </m:r>
+                <m:r>
+                  <m:rPr>
+                    <m:sty m:val="p"/>
+                  </m:rPr>
+                  <m:t>+</m:t>
+                </m:r>
+                <m:r>
+                  <m:t>3</m:t>
+                </m:r>
                 <m:sSup>
                   <m:e>
-                    <m:d>
-                      <m:dPr>
-                        <m:begChr m:val="("/>
-                        <m:sepChr m:val=""/>
-                        <m:endChr m:val=")"/>
-                        <m:grow/>
-                      </m:dPr>
-                      <m:e>
-                        <m:r>
-                          <m:t>x</m:t>
-                        </m:r>
-                        <m:r>
-                          <m:rPr>
-                            <m:sty m:val="p"/>
-                          </m:rPr>
-                          <m:t>+</m:t>
-                        </m:r>
-                        <m:r>
-                          <m:t>3</m:t>
-                        </m:r>
-                      </m:e>
-                    </m:d>
+                    <m:r>
+                      <m:rPr>
+                        <m:sty m:val="p"/>
+                      </m:rPr>
+                      <m:t>)</m:t>
+                    </m:r>
                   </m:e>
                   <m:sup>
                     <m:r>
@@ -8030,18 +8061,18 @@
                 <wp:inline>
                   <wp:extent cx="152400" cy="152400"/>
                   <wp:effectExtent b="0" l="0" r="0" t="0"/>
-                  <wp:docPr descr="" title="" id="55" name="Picture"/>
+                  <wp:docPr descr="" title="" id="44" name="Picture"/>
                   <a:graphic>
                     <a:graphicData uri="http://schemas.openxmlformats.org/drawingml/2006/picture">
                       <pic:pic>
                         <pic:nvPicPr>
-                          <pic:cNvPr descr="/Applications/quarto/share/formats/docx/note.png" id="56" name="Picture"/>
+                          <pic:cNvPr descr="/Applications/quarto/share/formats/docx/note.png" id="45" name="Picture"/>
                           <pic:cNvPicPr>
                             <a:picLocks noChangeArrowheads="1" noChangeAspect="1"/>
                           </pic:cNvPicPr>
                         </pic:nvPicPr>
                         <pic:blipFill>
-                          <a:blip r:embed="rId26"/>
+                          <a:blip r:embed="rId15"/>
                           <a:stretch>
                             <a:fillRect/>
                           </a:stretch>
@@ -8344,49 +8375,51 @@
                 <m:r>
                   <m:t>4</m:t>
                 </m:r>
-                <m:d>
-                  <m:dPr>
-                    <m:begChr m:val="("/>
-                    <m:sepChr m:val=""/>
-                    <m:endChr m:val=")"/>
-                    <m:grow/>
-                  </m:dPr>
+                <m:r>
+                  <m:rPr>
+                    <m:sty m:val="p"/>
+                  </m:rPr>
+                  <m:t>(</m:t>
+                </m:r>
+                <m:sSup>
                   <m:e>
-                    <m:sSup>
-                      <m:e>
-                        <m:r>
-                          <m:t>y</m:t>
-                        </m:r>
-                      </m:e>
-                      <m:sup>
-                        <m:r>
-                          <m:t>2</m:t>
-                        </m:r>
-                      </m:sup>
-                    </m:sSup>
-                    <m:r>
-                      <m:rPr>
-                        <m:sty m:val="p"/>
-                      </m:rPr>
-                      <m:t>+</m:t>
-                    </m:r>
-                    <m:r>
-                      <m:t>3</m:t>
-                    </m:r>
                     <m:r>
                       <m:t>y</m:t>
                     </m:r>
+                  </m:e>
+                  <m:sup>
                     <m:r>
-                      <m:rPr>
-                        <m:sty m:val="p"/>
-                      </m:rPr>
-                      <m:t>−</m:t>
+                      <m:t>2</m:t>
                     </m:r>
-                    <m:r>
-                      <m:t>1</m:t>
-                    </m:r>
-                  </m:e>
-                </m:d>
+                  </m:sup>
+                </m:sSup>
+                <m:r>
+                  <m:rPr>
+                    <m:sty m:val="p"/>
+                  </m:rPr>
+                  <m:t>+</m:t>
+                </m:r>
+                <m:r>
+                  <m:t>3</m:t>
+                </m:r>
+                <m:r>
+                  <m:t>y</m:t>
+                </m:r>
+                <m:r>
+                  <m:rPr>
+                    <m:sty m:val="p"/>
+                  </m:rPr>
+                  <m:t>−</m:t>
+                </m:r>
+                <m:r>
+                  <m:t>1</m:t>
+                </m:r>
+                <m:r>
+                  <m:rPr>
+                    <m:sty m:val="p"/>
+                  </m:rPr>
+                  <m:t>)</m:t>
+                </m:r>
               </m:oMath>
             </m:oMathPara>
           </w:p>
@@ -9115,7 +9148,7 @@
             <w:r>
               <w:t xml:space="preserve"> </w:t>
             </w:r>
-            <w:hyperlink r:id="rId22">
+            <w:hyperlink r:id="rId11">
               <w:r>
                 <w:rPr>
                   <w:rStyle w:val="Hyperlink"/>
@@ -9181,33 +9214,35 @@
                 </m:rPr>
                 <m:t>=</m:t>
               </m:r>
+              <m:r>
+                <m:rPr>
+                  <m:sty m:val="p"/>
+                </m:rPr>
+                <m:t>(</m:t>
+              </m:r>
+              <m:r>
+                <m:t>2</m:t>
+              </m:r>
+              <m:r>
+                <m:t>y</m:t>
+              </m:r>
+              <m:r>
+                <m:rPr>
+                  <m:sty m:val="p"/>
+                </m:rPr>
+                <m:t>+</m:t>
+              </m:r>
+              <m:r>
+                <m:t>3</m:t>
+              </m:r>
               <m:sSup>
                 <m:e>
-                  <m:d>
-                    <m:dPr>
-                      <m:begChr m:val="("/>
-                      <m:sepChr m:val=""/>
-                      <m:endChr m:val=")"/>
-                      <m:grow/>
-                    </m:dPr>
-                    <m:e>
-                      <m:r>
-                        <m:t>2</m:t>
-                      </m:r>
-                      <m:r>
-                        <m:t>y</m:t>
-                      </m:r>
-                      <m:r>
-                        <m:rPr>
-                          <m:sty m:val="p"/>
-                        </m:rPr>
-                        <m:t>+</m:t>
-                      </m:r>
-                      <m:r>
-                        <m:t>3</m:t>
-                      </m:r>
-                    </m:e>
-                  </m:d>
+                  <m:r>
+                    <m:rPr>
+                      <m:sty m:val="p"/>
+                    </m:rPr>
+                    <m:t>)</m:t>
+                  </m:r>
                 </m:e>
                 <m:sup>
                   <m:r>
@@ -9294,18 +9329,18 @@
                 <wp:inline>
                   <wp:extent cx="152400" cy="152400"/>
                   <wp:effectExtent b="0" l="0" r="0" t="0"/>
-                  <wp:docPr descr="" title="" id="57" name="Picture"/>
+                  <wp:docPr descr="" title="" id="46" name="Picture"/>
                   <a:graphic>
                     <a:graphicData uri="http://schemas.openxmlformats.org/drawingml/2006/picture">
                       <pic:pic>
                         <pic:nvPicPr>
-                          <pic:cNvPr descr="/Applications/quarto/share/formats/docx/note.png" id="58" name="Picture"/>
+                          <pic:cNvPr descr="/Applications/quarto/share/formats/docx/note.png" id="47" name="Picture"/>
                           <pic:cNvPicPr>
                             <a:picLocks noChangeArrowheads="1" noChangeAspect="1"/>
                           </pic:cNvPicPr>
                         </pic:nvPicPr>
                         <pic:blipFill>
-                          <a:blip r:embed="rId26"/>
+                          <a:blip r:embed="rId15"/>
                           <a:stretch>
                             <a:fillRect/>
                           </a:stretch>
@@ -9900,128 +9935,132 @@
                 </m:rPr>
                 <m:t>=</m:t>
               </m:r>
-              <m:d>
-                <m:dPr>
-                  <m:begChr m:val="("/>
-                  <m:sepChr m:val=""/>
-                  <m:endChr m:val=")"/>
-                  <m:grow/>
-                </m:dPr>
+              <m:r>
+                <m:rPr>
+                  <m:sty m:val="p"/>
+                </m:rPr>
+                <m:t>(</m:t>
+              </m:r>
+              <m:r>
+                <m:rPr>
+                  <m:sty m:val="p"/>
+                </m:rPr>
+                <m:t>−</m:t>
+              </m:r>
+              <m:r>
+                <m:t>2</m:t>
+              </m:r>
+              <m:r>
+                <m:rPr>
+                  <m:sty m:val="p"/>
+                </m:rPr>
+                <m:t>/</m:t>
+              </m:r>
+              <m:r>
+                <m:t>3</m:t>
+              </m:r>
+              <m:r>
+                <m:rPr>
+                  <m:sty m:val="p"/>
+                </m:rPr>
+                <m:t>)</m:t>
+              </m:r>
+              <m:r>
+                <m:rPr>
+                  <m:sty m:val="p"/>
+                </m:rPr>
+                <m:t>/</m:t>
+              </m:r>
+              <m:r>
+                <m:t>2</m:t>
+              </m:r>
+              <m:r>
+                <m:rPr>
+                  <m:sty m:val="p"/>
+                </m:rPr>
+                <m:t>=</m:t>
+              </m:r>
+              <m:r>
+                <m:rPr>
+                  <m:sty m:val="p"/>
+                </m:rPr>
+                <m:t>−</m:t>
+              </m:r>
+              <m:r>
+                <m:t>1</m:t>
+              </m:r>
+              <m:r>
+                <m:rPr>
+                  <m:sty m:val="p"/>
+                </m:rPr>
+                <m:t>/</m:t>
+              </m:r>
+              <m:r>
+                <m:t>3</m:t>
+              </m:r>
+            </m:oMath>
+            <w:r>
+              <w:t xml:space="preserve">. Working out</w:t>
+            </w:r>
+            <w:r>
+              <w:t xml:space="preserve"> </w:t>
+            </w:r>
+            <m:oMath>
+              <m:sSup>
+                <m:e>
+                  <m:r>
+                    <m:t>p</m:t>
+                  </m:r>
+                </m:e>
+                <m:sup>
+                  <m:r>
+                    <m:t>2</m:t>
+                  </m:r>
+                </m:sup>
+              </m:sSup>
+            </m:oMath>
+            <w:r>
+              <w:t xml:space="preserve"> </w:t>
+            </w:r>
+            <w:r>
+              <w:t xml:space="preserve">gives</w:t>
+            </w:r>
+            <w:r>
+              <w:t xml:space="preserve"> </w:t>
+            </w:r>
+            <m:oMath>
+              <m:r>
+                <m:rPr>
+                  <m:sty m:val="p"/>
+                </m:rPr>
+                <m:t>(</m:t>
+              </m:r>
+              <m:r>
+                <m:rPr>
+                  <m:sty m:val="p"/>
+                </m:rPr>
+                <m:t>−</m:t>
+              </m:r>
+              <m:r>
+                <m:t>1</m:t>
+              </m:r>
+              <m:r>
+                <m:rPr>
+                  <m:sty m:val="p"/>
+                </m:rPr>
+                <m:t>/</m:t>
+              </m:r>
+              <m:r>
+                <m:t>3</m:t>
+              </m:r>
+              <m:sSup>
                 <m:e>
                   <m:r>
                     <m:rPr>
                       <m:sty m:val="p"/>
                     </m:rPr>
-                    <m:t>−</m:t>
-                  </m:r>
-                  <m:r>
-                    <m:t>2</m:t>
-                  </m:r>
-                  <m:r>
-                    <m:rPr>
-                      <m:sty m:val="p"/>
-                    </m:rPr>
-                    <m:t>/</m:t>
-                  </m:r>
-                  <m:r>
-                    <m:t>3</m:t>
-                  </m:r>
-                </m:e>
-              </m:d>
-              <m:r>
-                <m:rPr>
-                  <m:sty m:val="p"/>
-                </m:rPr>
-                <m:t>/</m:t>
-              </m:r>
-              <m:r>
-                <m:t>2</m:t>
-              </m:r>
-              <m:r>
-                <m:rPr>
-                  <m:sty m:val="p"/>
-                </m:rPr>
-                <m:t>=</m:t>
-              </m:r>
-              <m:r>
-                <m:rPr>
-                  <m:sty m:val="p"/>
-                </m:rPr>
-                <m:t>−</m:t>
-              </m:r>
-              <m:r>
-                <m:t>1</m:t>
-              </m:r>
-              <m:r>
-                <m:rPr>
-                  <m:sty m:val="p"/>
-                </m:rPr>
-                <m:t>/</m:t>
-              </m:r>
-              <m:r>
-                <m:t>3</m:t>
-              </m:r>
-            </m:oMath>
-            <w:r>
-              <w:t xml:space="preserve">. Working out</w:t>
-            </w:r>
-            <w:r>
-              <w:t xml:space="preserve"> </w:t>
-            </w:r>
-            <m:oMath>
-              <m:sSup>
-                <m:e>
-                  <m:r>
-                    <m:t>p</m:t>
-                  </m:r>
-                </m:e>
-                <m:sup>
-                  <m:r>
-                    <m:t>2</m:t>
-                  </m:r>
-                </m:sup>
-              </m:sSup>
-            </m:oMath>
-            <w:r>
-              <w:t xml:space="preserve"> </w:t>
-            </w:r>
-            <w:r>
-              <w:t xml:space="preserve">gives</w:t>
-            </w:r>
-            <w:r>
-              <w:t xml:space="preserve"> </w:t>
-            </w:r>
-            <m:oMath>
-              <m:sSup>
-                <m:e>
-                  <m:d>
-                    <m:dPr>
-                      <m:begChr m:val="("/>
-                      <m:sepChr m:val=""/>
-                      <m:endChr m:val=")"/>
-                      <m:grow/>
-                    </m:dPr>
-                    <m:e>
-                      <m:r>
-                        <m:rPr>
-                          <m:sty m:val="p"/>
-                        </m:rPr>
-                        <m:t>−</m:t>
-                      </m:r>
-                      <m:r>
-                        <m:t>1</m:t>
-                      </m:r>
-                      <m:r>
-                        <m:rPr>
-                          <m:sty m:val="p"/>
-                        </m:rPr>
-                        <m:t>/</m:t>
-                      </m:r>
-                      <m:r>
-                        <m:t>3</m:t>
-                      </m:r>
-                    </m:e>
-                  </m:d>
+                    <m:t>)</m:t>
+                  </m:r>
                 </m:e>
                 <m:sup>
                   <m:r>
@@ -10585,8 +10624,8 @@
         </w:tc>
       </w:tr>
     </w:tbl>
-    <w:bookmarkEnd w:id="59"/>
-    <w:bookmarkStart w:id="67" w:name="solving-quadratic-equations"/>
+    <w:bookmarkEnd w:id="48"/>
+    <w:bookmarkStart w:id="56" w:name="solving-quadratic-equations"/>
     <w:p>
       <w:pPr>
         <w:pStyle w:val="Heading1"/>
@@ -10718,30 +10757,32 @@
         <m:r>
           <m:t>a</m:t>
         </m:r>
+        <m:r>
+          <m:rPr>
+            <m:sty m:val="p"/>
+          </m:rPr>
+          <m:t>(</m:t>
+        </m:r>
+        <m:r>
+          <m:t>x</m:t>
+        </m:r>
+        <m:r>
+          <m:rPr>
+            <m:sty m:val="p"/>
+          </m:rPr>
+          <m:t>+</m:t>
+        </m:r>
+        <m:r>
+          <m:t>p</m:t>
+        </m:r>
         <m:sSup>
           <m:e>
-            <m:d>
-              <m:dPr>
-                <m:begChr m:val="("/>
-                <m:sepChr m:val=""/>
-                <m:endChr m:val=")"/>
-                <m:grow/>
-              </m:dPr>
-              <m:e>
-                <m:r>
-                  <m:t>x</m:t>
-                </m:r>
-                <m:r>
-                  <m:rPr>
-                    <m:sty m:val="p"/>
-                  </m:rPr>
-                  <m:t>+</m:t>
-                </m:r>
-                <m:r>
-                  <m:t>p</m:t>
-                </m:r>
-              </m:e>
-            </m:d>
+            <m:r>
+              <m:rPr>
+                <m:sty m:val="p"/>
+              </m:rPr>
+              <m:t>)</m:t>
+            </m:r>
           </m:e>
           <m:sup>
             <m:r>
@@ -10776,7 +10817,7 @@
       <w:r>
         <w:t xml:space="preserve"> </w:t>
       </w:r>
-      <w:hyperlink r:id="rId23">
+      <w:hyperlink r:id="rId12">
         <w:r>
           <w:rPr>
             <w:rStyle w:val="Hyperlink"/>
@@ -10816,30 +10857,32 @@
         <w:t xml:space="preserve"> </w:t>
       </w:r>
       <m:oMath>
+        <m:r>
+          <m:rPr>
+            <m:sty m:val="p"/>
+          </m:rPr>
+          <m:t>(</m:t>
+        </m:r>
+        <m:r>
+          <m:t>x</m:t>
+        </m:r>
+        <m:r>
+          <m:rPr>
+            <m:sty m:val="p"/>
+          </m:rPr>
+          <m:t>+</m:t>
+        </m:r>
+        <m:r>
+          <m:t>p</m:t>
+        </m:r>
         <m:sSup>
           <m:e>
-            <m:d>
-              <m:dPr>
-                <m:begChr m:val="("/>
-                <m:sepChr m:val=""/>
-                <m:endChr m:val=")"/>
-                <m:grow/>
-              </m:dPr>
-              <m:e>
-                <m:r>
-                  <m:t>x</m:t>
-                </m:r>
-                <m:r>
-                  <m:rPr>
-                    <m:sty m:val="p"/>
-                  </m:rPr>
-                  <m:t>+</m:t>
-                </m:r>
-                <m:r>
-                  <m:t>p</m:t>
-                </m:r>
-              </m:e>
-            </m:d>
+            <m:r>
+              <m:rPr>
+                <m:sty m:val="p"/>
+              </m:rPr>
+              <m:t>)</m:t>
+            </m:r>
           </m:e>
           <m:sup>
             <m:r>
@@ -10873,7 +10916,7 @@
       <w:r>
         <w:t xml:space="preserve"> </w:t>
       </w:r>
-      <w:hyperlink r:id="rId24">
+      <w:hyperlink r:id="rId13">
         <w:r>
           <w:rPr>
             <w:rStyle w:val="Hyperlink"/>
@@ -10928,18 +10971,18 @@
                 <wp:inline>
                   <wp:extent cx="152400" cy="152400"/>
                   <wp:effectExtent b="0" l="0" r="0" t="0"/>
-                  <wp:docPr descr="" title="" id="60" name="Picture"/>
+                  <wp:docPr descr="" title="" id="49" name="Picture"/>
                   <a:graphic>
                     <a:graphicData uri="http://schemas.openxmlformats.org/drawingml/2006/picture">
                       <pic:pic>
                         <pic:nvPicPr>
-                          <pic:cNvPr descr="/Applications/quarto/share/formats/docx/note.png" id="61" name="Picture"/>
+                          <pic:cNvPr descr="/Applications/quarto/share/formats/docx/note.png" id="50" name="Picture"/>
                           <pic:cNvPicPr>
                             <a:picLocks noChangeArrowheads="1" noChangeAspect="1"/>
                           </pic:cNvPicPr>
                         </pic:nvPicPr>
                         <pic:blipFill>
-                          <a:blip r:embed="rId26"/>
+                          <a:blip r:embed="rId15"/>
                           <a:stretch>
                             <a:fillRect/>
                           </a:stretch>
@@ -11091,30 +11134,32 @@
               <w:t xml:space="preserve"> </w:t>
             </w:r>
             <m:oMath>
+              <m:r>
+                <m:rPr>
+                  <m:sty m:val="p"/>
+                </m:rPr>
+                <m:t>(</m:t>
+              </m:r>
+              <m:r>
+                <m:t>x</m:t>
+              </m:r>
+              <m:r>
+                <m:rPr>
+                  <m:sty m:val="p"/>
+                </m:rPr>
+                <m:t>+</m:t>
+              </m:r>
+              <m:r>
+                <m:t>6</m:t>
+              </m:r>
               <m:sSup>
                 <m:e>
-                  <m:d>
-                    <m:dPr>
-                      <m:begChr m:val="("/>
-                      <m:sepChr m:val=""/>
-                      <m:endChr m:val=")"/>
-                      <m:grow/>
-                    </m:dPr>
-                    <m:e>
-                      <m:r>
-                        <m:t>x</m:t>
-                      </m:r>
-                      <m:r>
-                        <m:rPr>
-                          <m:sty m:val="p"/>
-                        </m:rPr>
-                        <m:t>+</m:t>
-                      </m:r>
-                      <m:r>
-                        <m:t>6</m:t>
-                      </m:r>
-                    </m:e>
-                  </m:d>
+                  <m:r>
+                    <m:rPr>
+                      <m:sty m:val="p"/>
+                    </m:rPr>
+                    <m:t>)</m:t>
+                  </m:r>
                 </m:e>
                 <m:sup>
                   <m:r>
@@ -11139,30 +11184,32 @@
               <w:t xml:space="preserve"> </w:t>
             </w:r>
             <m:oMath>
+              <m:r>
+                <m:rPr>
+                  <m:sty m:val="p"/>
+                </m:rPr>
+                <m:t>(</m:t>
+              </m:r>
+              <m:r>
+                <m:t>x</m:t>
+              </m:r>
+              <m:r>
+                <m:rPr>
+                  <m:sty m:val="p"/>
+                </m:rPr>
+                <m:t>+</m:t>
+              </m:r>
+              <m:r>
+                <m:t>6</m:t>
+              </m:r>
               <m:sSup>
                 <m:e>
-                  <m:d>
-                    <m:dPr>
-                      <m:begChr m:val="("/>
-                      <m:sepChr m:val=""/>
-                      <m:endChr m:val=")"/>
-                      <m:grow/>
-                    </m:dPr>
-                    <m:e>
-                      <m:r>
-                        <m:t>x</m:t>
-                      </m:r>
-                      <m:r>
-                        <m:rPr>
-                          <m:sty m:val="p"/>
-                        </m:rPr>
-                        <m:t>+</m:t>
-                      </m:r>
-                      <m:r>
-                        <m:t>6</m:t>
-                      </m:r>
-                    </m:e>
-                  </m:d>
+                  <m:r>
+                    <m:rPr>
+                      <m:sty m:val="p"/>
+                    </m:rPr>
+                    <m:t>)</m:t>
+                  </m:r>
                 </m:e>
                 <m:sup>
                   <m:r>
@@ -11475,18 +11522,18 @@
                 <wp:inline>
                   <wp:extent cx="152400" cy="152400"/>
                   <wp:effectExtent b="0" l="0" r="0" t="0"/>
-                  <wp:docPr descr="" title="" id="62" name="Picture"/>
+                  <wp:docPr descr="" title="" id="51" name="Picture"/>
                   <a:graphic>
                     <a:graphicData uri="http://schemas.openxmlformats.org/drawingml/2006/picture">
                       <pic:pic>
                         <pic:nvPicPr>
-                          <pic:cNvPr descr="/Applications/quarto/share/formats/docx/note.png" id="63" name="Picture"/>
+                          <pic:cNvPr descr="/Applications/quarto/share/formats/docx/note.png" id="52" name="Picture"/>
                           <pic:cNvPicPr>
                             <a:picLocks noChangeArrowheads="1" noChangeAspect="1"/>
                           </pic:cNvPicPr>
                         </pic:nvPicPr>
                         <pic:blipFill>
-                          <a:blip r:embed="rId26"/>
+                          <a:blip r:embed="rId15"/>
                           <a:stretch>
                             <a:fillRect/>
                           </a:stretch>
@@ -11638,30 +11685,32 @@
               <w:t xml:space="preserve"> </w:t>
             </w:r>
             <m:oMath>
+              <m:r>
+                <m:rPr>
+                  <m:sty m:val="p"/>
+                </m:rPr>
+                <m:t>(</m:t>
+              </m:r>
+              <m:r>
+                <m:t>y</m:t>
+              </m:r>
+              <m:r>
+                <m:rPr>
+                  <m:sty m:val="p"/>
+                </m:rPr>
+                <m:t>−</m:t>
+              </m:r>
+              <m:r>
+                <m:t>5</m:t>
+              </m:r>
               <m:sSup>
                 <m:e>
-                  <m:d>
-                    <m:dPr>
-                      <m:begChr m:val="("/>
-                      <m:sepChr m:val=""/>
-                      <m:endChr m:val=")"/>
-                      <m:grow/>
-                    </m:dPr>
-                    <m:e>
-                      <m:r>
-                        <m:t>y</m:t>
-                      </m:r>
-                      <m:r>
-                        <m:rPr>
-                          <m:sty m:val="p"/>
-                        </m:rPr>
-                        <m:t>−</m:t>
-                      </m:r>
-                      <m:r>
-                        <m:t>5</m:t>
-                      </m:r>
-                    </m:e>
-                  </m:d>
+                  <m:r>
+                    <m:rPr>
+                      <m:sty m:val="p"/>
+                    </m:rPr>
+                    <m:t>)</m:t>
+                  </m:r>
                 </m:e>
                 <m:sup>
                   <m:r>
@@ -11686,30 +11735,32 @@
               <w:t xml:space="preserve"> </w:t>
             </w:r>
             <m:oMath>
+              <m:r>
+                <m:rPr>
+                  <m:sty m:val="p"/>
+                </m:rPr>
+                <m:t>(</m:t>
+              </m:r>
+              <m:r>
+                <m:t>y</m:t>
+              </m:r>
+              <m:r>
+                <m:rPr>
+                  <m:sty m:val="p"/>
+                </m:rPr>
+                <m:t>−</m:t>
+              </m:r>
+              <m:r>
+                <m:t>5</m:t>
+              </m:r>
               <m:sSup>
                 <m:e>
-                  <m:d>
-                    <m:dPr>
-                      <m:begChr m:val="("/>
-                      <m:sepChr m:val=""/>
-                      <m:endChr m:val=")"/>
-                      <m:grow/>
-                    </m:dPr>
-                    <m:e>
-                      <m:r>
-                        <m:t>y</m:t>
-                      </m:r>
-                      <m:r>
-                        <m:rPr>
-                          <m:sty m:val="p"/>
-                        </m:rPr>
-                        <m:t>−</m:t>
-                      </m:r>
-                      <m:r>
-                        <m:t>5</m:t>
-                      </m:r>
-                    </m:e>
-                  </m:d>
+                  <m:r>
+                    <m:rPr>
+                      <m:sty m:val="p"/>
+                    </m:rPr>
+                    <m:t>)</m:t>
+                  </m:r>
                 </m:e>
                 <m:sup>
                   <m:r>
@@ -11757,30 +11808,32 @@
               <w:t xml:space="preserve"> </w:t>
             </w:r>
             <m:oMath>
+              <m:r>
+                <m:rPr>
+                  <m:sty m:val="p"/>
+                </m:rPr>
+                <m:t>(</m:t>
+              </m:r>
+              <m:r>
+                <m:t>y</m:t>
+              </m:r>
+              <m:r>
+                <m:rPr>
+                  <m:sty m:val="p"/>
+                </m:rPr>
+                <m:t>−</m:t>
+              </m:r>
+              <m:r>
+                <m:t>5</m:t>
+              </m:r>
               <m:sSup>
                 <m:e>
-                  <m:d>
-                    <m:dPr>
-                      <m:begChr m:val="("/>
-                      <m:sepChr m:val=""/>
-                      <m:endChr m:val=")"/>
-                      <m:grow/>
-                    </m:dPr>
-                    <m:e>
-                      <m:r>
-                        <m:t>y</m:t>
-                      </m:r>
-                      <m:r>
-                        <m:rPr>
-                          <m:sty m:val="p"/>
-                        </m:rPr>
-                        <m:t>−</m:t>
-                      </m:r>
-                      <m:r>
-                        <m:t>5</m:t>
-                      </m:r>
-                    </m:e>
-                  </m:d>
+                  <m:r>
+                    <m:rPr>
+                      <m:sty m:val="p"/>
+                    </m:rPr>
+                    <m:t>)</m:t>
+                  </m:r>
                 </m:e>
                 <m:sup>
                   <m:r>
@@ -11810,7 +11863,7 @@
             <w:r>
               <w:t xml:space="preserve"> </w:t>
             </w:r>
-            <w:hyperlink r:id="rId24">
+            <w:hyperlink r:id="rId13">
               <w:r>
                 <w:rPr>
                   <w:rStyle w:val="Hyperlink"/>
@@ -12044,18 +12097,18 @@
                 <wp:inline>
                   <wp:extent cx="152400" cy="152400"/>
                   <wp:effectExtent b="0" l="0" r="0" t="0"/>
-                  <wp:docPr descr="" title="" id="64" name="Picture"/>
+                  <wp:docPr descr="" title="" id="53" name="Picture"/>
                   <a:graphic>
                     <a:graphicData uri="http://schemas.openxmlformats.org/drawingml/2006/picture">
                       <pic:pic>
                         <pic:nvPicPr>
-                          <pic:cNvPr descr="/Applications/quarto/share/formats/docx/tip.png" id="65" name="Picture"/>
+                          <pic:cNvPr descr="/Applications/quarto/share/formats/docx/tip.png" id="54" name="Picture"/>
                           <pic:cNvPicPr>
                             <a:picLocks noChangeArrowheads="1" noChangeAspect="1"/>
                           </pic:cNvPicPr>
                         </pic:nvPicPr>
                         <pic:blipFill>
-                          <a:blip r:embed="rId29"/>
+                          <a:blip r:embed="rId18"/>
                           <a:stretch>
                             <a:fillRect/>
                           </a:stretch>
@@ -12202,7 +12255,7 @@
             <w:r>
               <w:t xml:space="preserve"> </w:t>
             </w:r>
-            <w:hyperlink r:id="rId45">
+            <w:hyperlink r:id="rId34">
               <w:r>
                 <w:rPr>
                   <w:rStyle w:val="Hyperlink"/>
@@ -12219,7 +12272,7 @@
             <w:r>
               <w:t xml:space="preserve"> </w:t>
             </w:r>
-            <w:hyperlink r:id="rId66">
+            <w:hyperlink r:id="rId55">
               <w:r>
                 <w:rPr>
                   <w:rStyle w:val="Hyperlink"/>
@@ -12238,8 +12291,8 @@
         </w:tc>
       </w:tr>
     </w:tbl>
-    <w:bookmarkEnd w:id="67"/>
-    <w:bookmarkStart w:id="68" w:name="quick-check-problems"/>
+    <w:bookmarkEnd w:id="56"/>
+    <w:bookmarkStart w:id="57" w:name="quick-check-problems"/>
     <w:p>
       <w:pPr>
         <w:pStyle w:val="Heading1"/>
@@ -12422,8 +12475,8 @@
         </m:r>
       </m:oMath>
     </w:p>
-    <w:bookmarkEnd w:id="68"/>
-    <w:bookmarkStart w:id="72" w:name="further-reading"/>
+    <w:bookmarkEnd w:id="57"/>
+    <w:bookmarkStart w:id="61" w:name="further-reading"/>
     <w:p>
       <w:pPr>
         <w:pStyle w:val="Heading1"/>
@@ -12436,7 +12489,7 @@
       <w:pPr>
         <w:pStyle w:val="FirstParagraph"/>
       </w:pPr>
-      <w:hyperlink r:id="rId69">
+      <w:hyperlink r:id="rId58">
         <w:r>
           <w:rPr>
             <w:rStyle w:val="Hyperlink"/>
@@ -12445,7 +12498,7 @@
         </w:r>
       </w:hyperlink>
     </w:p>
-    <w:bookmarkStart w:id="71" w:name="version-history"/>
+    <w:bookmarkStart w:id="60" w:name="version-history"/>
     <w:p>
       <w:pPr>
         <w:pStyle w:val="Heading2"/>
@@ -12488,7 +12541,7 @@
       <w:pPr>
         <w:pStyle w:val="FirstParagraph"/>
       </w:pPr>
-      <w:hyperlink r:id="rId70">
+      <w:hyperlink r:id="rId59">
         <w:r>
           <w:rPr>
             <w:rStyle w:val="Hyperlink"/>
@@ -12497,8 +12550,8 @@
         </w:r>
       </w:hyperlink>
     </w:p>
-    <w:bookmarkEnd w:id="71"/>
-    <w:bookmarkEnd w:id="72"/>
+    <w:bookmarkEnd w:id="60"/>
+    <w:bookmarkEnd w:id="61"/>
     <w:sectPr>
       <w:pgSz w:h="15840" w:w="12240"/>
       <w:pgMar w:bottom="1440" w:footer="720" w:gutter="0" w:header="720" w:left="1440" w:right="1440" w:top="1440"/>
